--- a/06-学生侧材料/讲义/2026-06-23-热力学与平衡深化.docx
+++ b/06-学生侧材料/讲义/2026-06-23-热力学与平衡深化.docx
@@ -2,7 +2,7 @@
 <file path=word/document.xml><?xml version="1.0" encoding="utf-8"?>
 <w:document xmlns:w="http://schemas.openxmlformats.org/wordprocessingml/2006/main" xmlns:m="http://schemas.openxmlformats.org/officeDocument/2006/math" xmlns:r="http://schemas.openxmlformats.org/officeDocument/2006/relationships" xmlns:o="urn:schemas-microsoft-com:office:office" xmlns:v="urn:schemas-microsoft-com:vml" xmlns:w10="urn:schemas-microsoft-com:office:word" xmlns:a="http://schemas.openxmlformats.org/drawingml/2006/main" xmlns:pic="http://schemas.openxmlformats.org/drawingml/2006/picture" xmlns:wp="http://schemas.openxmlformats.org/drawingml/2006/wordprocessingDrawing">
   <w:body>
-    <w:bookmarkStart w:id="57" w:name="热力学与平衡深化提高班"/>
+    <w:bookmarkStart w:id="63" w:name="热力学与平衡深化提高班"/>
     <w:p>
       <w:pPr>
         <w:pStyle w:val="Heading1"/>
@@ -55,6 +55,14 @@
         <w:t xml:space="preserve"> </w:t>
       </w:r>
       <m:oMath>
+        <m:oMathPr>
+          <m:ctrlPr>
+            <w:rPr>
+              <w:sz w:val="28"/>
+              <w:szCs w:val="28"/>
+            </w:rPr>
+          </m:ctrlPr>
+        </m:oMathPr>
         <m:r>
           <m:t>d</m:t>
         </m:r>
@@ -242,6 +250,14 @@
         <w:t xml:space="preserve"> </w:t>
       </w:r>
       <m:oMath>
+        <m:oMathPr>
+          <m:ctrlPr>
+            <w:rPr>
+              <w:sz w:val="28"/>
+              <w:szCs w:val="28"/>
+            </w:rPr>
+          </m:ctrlPr>
+        </m:oMathPr>
         <m:sSub>
           <m:e>
             <m:r>
@@ -636,6 +652,14 @@
         <w:t xml:space="preserve"> </w:t>
       </w:r>
       <m:oMath>
+        <m:oMathPr>
+          <m:ctrlPr>
+            <w:rPr>
+              <w:sz w:val="28"/>
+              <w:szCs w:val="28"/>
+            </w:rPr>
+          </m:ctrlPr>
+        </m:oMathPr>
         <m:r>
           <m:rPr>
             <m:sty m:val="p"/>
@@ -741,6 +765,14 @@
         <w:t xml:space="preserve">热一：</w:t>
       </w:r>
       <m:oMath>
+        <m:oMathPr>
+          <m:ctrlPr>
+            <w:rPr>
+              <w:sz w:val="28"/>
+              <w:szCs w:val="28"/>
+            </w:rPr>
+          </m:ctrlPr>
+        </m:oMathPr>
         <m:r>
           <m:t>d</m:t>
         </m:r>
@@ -791,6 +823,14 @@
         <w:t xml:space="preserve"> </w:t>
       </w:r>
       <m:oMath>
+        <m:oMathPr>
+          <m:ctrlPr>
+            <w:rPr>
+              <w:sz w:val="28"/>
+              <w:szCs w:val="28"/>
+            </w:rPr>
+          </m:ctrlPr>
+        </m:oMathPr>
         <m:r>
           <m:t>δ</m:t>
         </m:r>
@@ -836,6 +876,14 @@
         <w:t xml:space="preserve">可逆体积功：</w:t>
       </w:r>
       <m:oMath>
+        <m:oMathPr>
+          <m:ctrlPr>
+            <w:rPr>
+              <w:sz w:val="28"/>
+              <w:szCs w:val="28"/>
+            </w:rPr>
+          </m:ctrlPr>
+        </m:oMathPr>
         <m:r>
           <m:t>δ</m:t>
         </m:r>
@@ -910,6 +958,12 @@
       <m:oMathPara>
         <m:oMathParaPr>
           <m:jc m:val="center"/>
+          <m:ctrlPr>
+            <w:rPr>
+              <w:sz w:val="28"/>
+              <w:szCs w:val="28"/>
+            </w:rPr>
+          </m:ctrlPr>
         </m:oMathParaPr>
         <m:oMath>
           <m:r>
@@ -1058,7 +1112,7 @@
           <w:p>
             <w:pPr>
               <w:pStyle w:val="Compact"/>
-              <w:jc w:val="left"/>
+              <w:jc w:val="center"/>
             </w:pPr>
             <w:r>
               <w:rPr>
@@ -1074,7 +1128,7 @@
           <w:p>
             <w:pPr>
               <w:pStyle w:val="Compact"/>
-              <w:jc w:val="left"/>
+              <w:jc w:val="center"/>
             </w:pPr>
             <w:r>
               <w:rPr>
@@ -1106,7 +1160,7 @@
           <w:p>
             <w:pPr>
               <w:pStyle w:val="Compact"/>
-              <w:jc w:val="left"/>
+              <w:jc w:val="center"/>
             </w:pPr>
             <w:r>
               <w:rPr>
@@ -1141,7 +1195,7 @@
           <w:p>
             <w:pPr>
               <w:pStyle w:val="Compact"/>
-              <w:jc w:val="left"/>
+              <w:jc w:val="center"/>
             </w:pPr>
             <w:r>
               <w:rPr>
@@ -1156,7 +1210,7 @@
           <w:p>
             <w:pPr>
               <w:pStyle w:val="Compact"/>
-              <w:jc w:val="left"/>
+              <w:jc w:val="center"/>
             </w:pPr>
             <m:oMath>
               <m:r>
@@ -1226,7 +1280,7 @@
           <w:p>
             <w:pPr>
               <w:pStyle w:val="Compact"/>
-              <w:jc w:val="left"/>
+              <w:jc w:val="center"/>
             </w:pPr>
             <w:r>
               <w:rPr>
@@ -1266,7 +1320,7 @@
           <w:p>
             <w:pPr>
               <w:pStyle w:val="Compact"/>
-              <w:jc w:val="left"/>
+              <w:jc w:val="center"/>
             </w:pPr>
             <m:oMath>
               <m:r>
@@ -1292,53 +1346,6 @@
               </m:r>
               <m:r>
                 <m:t>V</m:t>
-              </m:r>
-            </m:oMath>
-          </w:p>
-        </w:tc>
-        <w:tc>
-          <w:tcPr/>
-          <w:p>
-            <w:pPr>
-              <w:pStyle w:val="Compact"/>
-              <w:jc w:val="left"/>
-            </w:pPr>
-            <m:oMath>
-              <m:r>
-                <m:t>d</m:t>
-              </m:r>
-              <m:r>
-                <m:t>H</m:t>
-              </m:r>
-              <m:r>
-                <m:rPr>
-                  <m:sty m:val="p"/>
-                </m:rPr>
-                <m:t>=</m:t>
-              </m:r>
-              <m:r>
-                <m:t>T</m:t>
-              </m:r>
-              <m:r>
-                <m:t>d</m:t>
-              </m:r>
-              <m:r>
-                <m:t>S</m:t>
-              </m:r>
-              <m:r>
-                <m:rPr>
-                  <m:sty m:val="p"/>
-                </m:rPr>
-                <m:t>+</m:t>
-              </m:r>
-              <m:r>
-                <m:t>V</m:t>
-              </m:r>
-              <m:r>
-                <m:t>d</m:t>
-              </m:r>
-              <m:r>
-                <m:t>p</m:t>
               </m:r>
             </m:oMath>
           </w:p>
@@ -1352,13 +1359,37 @@
             </w:pPr>
             <m:oMath>
               <m:r>
+                <m:t>d</m:t>
+              </m:r>
+              <m:r>
+                <m:t>H</m:t>
+              </m:r>
+              <m:r>
+                <m:rPr>
+                  <m:sty m:val="p"/>
+                </m:rPr>
+                <m:t>=</m:t>
+              </m:r>
+              <m:r>
+                <m:t>T</m:t>
+              </m:r>
+              <m:r>
+                <m:t>d</m:t>
+              </m:r>
+              <m:r>
                 <m:t>S</m:t>
               </m:r>
               <m:r>
                 <m:rPr>
                   <m:sty m:val="p"/>
                 </m:rPr>
-                <m:t>,</m:t>
+                <m:t>+</m:t>
+              </m:r>
+              <m:r>
+                <m:t>V</m:t>
+              </m:r>
+              <m:r>
+                <m:t>d</m:t>
               </m:r>
               <m:r>
                 <m:t>p</m:t>
@@ -1371,7 +1402,30 @@
           <w:p>
             <w:pPr>
               <w:pStyle w:val="Compact"/>
-              <w:jc w:val="left"/>
+              <w:jc w:val="center"/>
+            </w:pPr>
+            <m:oMath>
+              <m:r>
+                <m:t>S</m:t>
+              </m:r>
+              <m:r>
+                <m:rPr>
+                  <m:sty m:val="p"/>
+                </m:rPr>
+                <m:t>,</m:t>
+              </m:r>
+              <m:r>
+                <m:t>p</m:t>
+              </m:r>
+            </m:oMath>
+          </w:p>
+        </w:tc>
+        <w:tc>
+          <w:tcPr/>
+          <w:p>
+            <w:pPr>
+              <w:pStyle w:val="Compact"/>
+              <w:jc w:val="center"/>
             </w:pPr>
             <w:r>
               <w:rPr>
@@ -1411,7 +1465,7 @@
           <w:p>
             <w:pPr>
               <w:pStyle w:val="Compact"/>
-              <w:jc w:val="left"/>
+              <w:jc w:val="center"/>
             </w:pPr>
             <m:oMath>
               <m:r>
@@ -1437,59 +1491,6 @@
               </m:r>
               <m:r>
                 <m:t>S</m:t>
-              </m:r>
-            </m:oMath>
-          </w:p>
-        </w:tc>
-        <w:tc>
-          <w:tcPr/>
-          <w:p>
-            <w:pPr>
-              <w:pStyle w:val="Compact"/>
-              <w:jc w:val="left"/>
-            </w:pPr>
-            <m:oMath>
-              <m:r>
-                <m:t>d</m:t>
-              </m:r>
-              <m:r>
-                <m:t>A</m:t>
-              </m:r>
-              <m:r>
-                <m:rPr>
-                  <m:sty m:val="p"/>
-                </m:rPr>
-                <m:t>=</m:t>
-              </m:r>
-              <m:r>
-                <m:rPr>
-                  <m:sty m:val="p"/>
-                </m:rPr>
-                <m:t>−</m:t>
-              </m:r>
-              <m:r>
-                <m:t>S</m:t>
-              </m:r>
-              <m:r>
-                <m:t>d</m:t>
-              </m:r>
-              <m:r>
-                <m:t>T</m:t>
-              </m:r>
-              <m:r>
-                <m:rPr>
-                  <m:sty m:val="p"/>
-                </m:rPr>
-                <m:t>−</m:t>
-              </m:r>
-              <m:r>
-                <m:t>p</m:t>
-              </m:r>
-              <m:r>
-                <m:t>d</m:t>
-              </m:r>
-              <m:r>
-                <m:t>V</m:t>
               </m:r>
             </m:oMath>
           </w:p>
@@ -1503,13 +1504,43 @@
             </w:pPr>
             <m:oMath>
               <m:r>
+                <m:t>d</m:t>
+              </m:r>
+              <m:r>
+                <m:t>A</m:t>
+              </m:r>
+              <m:r>
+                <m:rPr>
+                  <m:sty m:val="p"/>
+                </m:rPr>
+                <m:t>=</m:t>
+              </m:r>
+              <m:r>
+                <m:rPr>
+                  <m:sty m:val="p"/>
+                </m:rPr>
+                <m:t>−</m:t>
+              </m:r>
+              <m:r>
+                <m:t>S</m:t>
+              </m:r>
+              <m:r>
+                <m:t>d</m:t>
+              </m:r>
+              <m:r>
                 <m:t>T</m:t>
               </m:r>
               <m:r>
                 <m:rPr>
                   <m:sty m:val="p"/>
                 </m:rPr>
-                <m:t>,</m:t>
+                <m:t>−</m:t>
+              </m:r>
+              <m:r>
+                <m:t>p</m:t>
+              </m:r>
+              <m:r>
+                <m:t>d</m:t>
               </m:r>
               <m:r>
                 <m:t>V</m:t>
@@ -1522,7 +1553,30 @@
           <w:p>
             <w:pPr>
               <w:pStyle w:val="Compact"/>
-              <w:jc w:val="left"/>
+              <w:jc w:val="center"/>
+            </w:pPr>
+            <m:oMath>
+              <m:r>
+                <m:t>T</m:t>
+              </m:r>
+              <m:r>
+                <m:rPr>
+                  <m:sty m:val="p"/>
+                </m:rPr>
+                <m:t>,</m:t>
+              </m:r>
+              <m:r>
+                <m:t>V</m:t>
+              </m:r>
+            </m:oMath>
+          </w:p>
+        </w:tc>
+        <w:tc>
+          <w:tcPr/>
+          <w:p>
+            <w:pPr>
+              <w:pStyle w:val="Compact"/>
+              <w:jc w:val="center"/>
             </w:pPr>
             <w:r>
               <w:rPr>
@@ -1562,7 +1616,7 @@
           <w:p>
             <w:pPr>
               <w:pStyle w:val="Compact"/>
-              <w:jc w:val="left"/>
+              <w:jc w:val="center"/>
             </w:pPr>
             <m:oMath>
               <m:r>
@@ -1588,59 +1642,6 @@
               </m:r>
               <m:r>
                 <m:t>S</m:t>
-              </m:r>
-            </m:oMath>
-          </w:p>
-        </w:tc>
-        <w:tc>
-          <w:tcPr/>
-          <w:p>
-            <w:pPr>
-              <w:pStyle w:val="Compact"/>
-              <w:jc w:val="left"/>
-            </w:pPr>
-            <m:oMath>
-              <m:r>
-                <m:t>d</m:t>
-              </m:r>
-              <m:r>
-                <m:t>G</m:t>
-              </m:r>
-              <m:r>
-                <m:rPr>
-                  <m:sty m:val="p"/>
-                </m:rPr>
-                <m:t>=</m:t>
-              </m:r>
-              <m:r>
-                <m:rPr>
-                  <m:sty m:val="p"/>
-                </m:rPr>
-                <m:t>−</m:t>
-              </m:r>
-              <m:r>
-                <m:t>S</m:t>
-              </m:r>
-              <m:r>
-                <m:t>d</m:t>
-              </m:r>
-              <m:r>
-                <m:t>T</m:t>
-              </m:r>
-              <m:r>
-                <m:rPr>
-                  <m:sty m:val="p"/>
-                </m:rPr>
-                <m:t>+</m:t>
-              </m:r>
-              <m:r>
-                <m:t>V</m:t>
-              </m:r>
-              <m:r>
-                <m:t>d</m:t>
-              </m:r>
-              <m:r>
-                <m:t>p</m:t>
               </m:r>
             </m:oMath>
           </w:p>
@@ -1654,13 +1655,43 @@
             </w:pPr>
             <m:oMath>
               <m:r>
+                <m:t>d</m:t>
+              </m:r>
+              <m:r>
+                <m:t>G</m:t>
+              </m:r>
+              <m:r>
+                <m:rPr>
+                  <m:sty m:val="p"/>
+                </m:rPr>
+                <m:t>=</m:t>
+              </m:r>
+              <m:r>
+                <m:rPr>
+                  <m:sty m:val="p"/>
+                </m:rPr>
+                <m:t>−</m:t>
+              </m:r>
+              <m:r>
+                <m:t>S</m:t>
+              </m:r>
+              <m:r>
+                <m:t>d</m:t>
+              </m:r>
+              <m:r>
                 <m:t>T</m:t>
               </m:r>
               <m:r>
                 <m:rPr>
                   <m:sty m:val="p"/>
                 </m:rPr>
-                <m:t>,</m:t>
+                <m:t>+</m:t>
+              </m:r>
+              <m:r>
+                <m:t>V</m:t>
+              </m:r>
+              <m:r>
+                <m:t>d</m:t>
               </m:r>
               <m:r>
                 <m:t>p</m:t>
@@ -1673,7 +1704,30 @@
           <w:p>
             <w:pPr>
               <w:pStyle w:val="Compact"/>
-              <w:jc w:val="left"/>
+              <w:jc w:val="center"/>
+            </w:pPr>
+            <m:oMath>
+              <m:r>
+                <m:t>T</m:t>
+              </m:r>
+              <m:r>
+                <m:rPr>
+                  <m:sty m:val="p"/>
+                </m:rPr>
+                <m:t>,</m:t>
+              </m:r>
+              <m:r>
+                <m:t>p</m:t>
+              </m:r>
+            </m:oMath>
+          </w:p>
+        </w:tc>
+        <w:tc>
+          <w:tcPr/>
+          <w:p>
+            <w:pPr>
+              <w:pStyle w:val="Compact"/>
+              <w:jc w:val="center"/>
             </w:pPr>
             <w:r>
               <w:rPr>
@@ -1836,6 +1890,14 @@
         <w:t xml:space="preserve"> </w:t>
       </w:r>
       <m:oMath>
+        <m:oMathPr>
+          <m:ctrlPr>
+            <w:rPr>
+              <w:sz w:val="28"/>
+              <w:szCs w:val="28"/>
+            </w:rPr>
+          </m:ctrlPr>
+        </m:oMathPr>
         <m:f>
           <m:fPr>
             <m:type m:val="bar"/>
@@ -1960,7 +2022,7 @@
           <w:p>
             <w:pPr>
               <w:pStyle w:val="Compact"/>
-              <w:jc w:val="left"/>
+              <w:jc w:val="center"/>
             </w:pPr>
             <w:r>
               <w:rPr>
@@ -1976,7 +2038,7 @@
           <w:p>
             <w:pPr>
               <w:pStyle w:val="Compact"/>
-              <w:jc w:val="left"/>
+              <w:jc w:val="center"/>
             </w:pPr>
             <w:r>
               <w:rPr>
@@ -2001,7 +2063,7 @@
           <w:p>
             <w:pPr>
               <w:pStyle w:val="Compact"/>
-              <w:jc w:val="left"/>
+              <w:jc w:val="center"/>
             </w:pPr>
             <m:oMath>
               <m:r>
@@ -2048,7 +2110,7 @@
           <w:p>
             <w:pPr>
               <w:pStyle w:val="Compact"/>
-              <w:jc w:val="left"/>
+              <w:jc w:val="center"/>
             </w:pPr>
             <m:oMath>
               <m:sSub>
@@ -2165,7 +2227,7 @@
           <w:p>
             <w:pPr>
               <w:pStyle w:val="Compact"/>
-              <w:jc w:val="left"/>
+              <w:jc w:val="center"/>
             </w:pPr>
             <m:oMath>
               <m:r>
@@ -2212,7 +2274,7 @@
           <w:p>
             <w:pPr>
               <w:pStyle w:val="Compact"/>
-              <w:jc w:val="left"/>
+              <w:jc w:val="center"/>
             </w:pPr>
             <m:oMath>
               <m:sSub>
@@ -2323,7 +2385,7 @@
           <w:p>
             <w:pPr>
               <w:pStyle w:val="Compact"/>
-              <w:jc w:val="left"/>
+              <w:jc w:val="center"/>
             </w:pPr>
             <m:oMath>
               <m:r>
@@ -2376,7 +2438,7 @@
           <w:p>
             <w:pPr>
               <w:pStyle w:val="Compact"/>
-              <w:jc w:val="left"/>
+              <w:jc w:val="center"/>
             </w:pPr>
             <m:oMath>
               <m:sSub>
@@ -2487,7 +2549,7 @@
           <w:p>
             <w:pPr>
               <w:pStyle w:val="Compact"/>
-              <w:jc w:val="left"/>
+              <w:jc w:val="center"/>
             </w:pPr>
             <m:oMath>
               <m:r>
@@ -2540,7 +2602,7 @@
           <w:p>
             <w:pPr>
               <w:pStyle w:val="Compact"/>
-              <w:jc w:val="left"/>
+              <w:jc w:val="center"/>
             </w:pPr>
             <m:oMath>
               <m:r>
@@ -2657,12 +2719,6 @@
         <w:pStyle w:val="BlockText"/>
       </w:pPr>
       <w:r>
-        <w:t xml:space="preserve">💡</w:t>
-      </w:r>
-      <w:r>
-        <w:t xml:space="preserve"> </w:t>
-      </w:r>
-      <w:r>
         <w:rPr>
           <w:rFonts w:hint="eastAsia" w:eastAsia="SimSun" w:ascii="Times New Roman" w:hAnsi="Times New Roman"/>
           <w:b/>
@@ -2773,6 +2829,14 @@
         <w:t xml:space="preserve"> </w:t>
       </w:r>
       <m:oMath>
+        <m:oMathPr>
+          <m:ctrlPr>
+            <w:rPr>
+              <w:sz w:val="28"/>
+              <w:szCs w:val="28"/>
+            </w:rPr>
+          </m:ctrlPr>
+        </m:oMathPr>
         <m:r>
           <m:t>d</m:t>
         </m:r>
@@ -2826,6 +2890,14 @@
         <w:t xml:space="preserve"> </w:t>
       </w:r>
       <m:oMath>
+        <m:oMathPr>
+          <m:ctrlPr>
+            <w:rPr>
+              <w:sz w:val="28"/>
+              <w:szCs w:val="28"/>
+            </w:rPr>
+          </m:ctrlPr>
+        </m:oMathPr>
         <m:sSub>
           <m:e>
             <m:d>
@@ -2906,6 +2978,14 @@
         <w:t xml:space="preserve"> </w:t>
       </w:r>
       <m:oMath>
+        <m:oMathPr>
+          <m:ctrlPr>
+            <w:rPr>
+              <w:sz w:val="28"/>
+              <w:szCs w:val="28"/>
+            </w:rPr>
+          </m:ctrlPr>
+        </m:oMathPr>
         <m:r>
           <m:t>G</m:t>
         </m:r>
@@ -2962,6 +3042,12 @@
       <m:oMathPara>
         <m:oMathParaPr>
           <m:jc m:val="center"/>
+          <m:ctrlPr>
+            <w:rPr>
+              <w:sz w:val="28"/>
+              <w:szCs w:val="28"/>
+            </w:rPr>
+          </m:ctrlPr>
         </m:oMathParaPr>
         <m:oMath>
           <m:sSub>
@@ -3084,6 +3170,12 @@
       <m:oMathPara>
         <m:oMathParaPr>
           <m:jc m:val="center"/>
+          <m:ctrlPr>
+            <w:rPr>
+              <w:sz w:val="28"/>
+              <w:szCs w:val="28"/>
+            </w:rPr>
+          </m:ctrlPr>
         </m:oMathParaPr>
         <m:oMath>
           <m:borderBox>
@@ -3368,6 +3460,12 @@
       <m:oMathPara>
         <m:oMathParaPr>
           <m:jc m:val="center"/>
+          <m:ctrlPr>
+            <w:rPr>
+              <w:sz w:val="28"/>
+              <w:szCs w:val="28"/>
+            </w:rPr>
+          </m:ctrlPr>
         </m:oMathParaPr>
         <m:oMath>
           <m:f>
@@ -3552,6 +3650,14 @@
         <w:t xml:space="preserve"> </w:t>
       </w:r>
       <m:oMath>
+        <m:oMathPr>
+          <m:ctrlPr>
+            <w:rPr>
+              <w:sz w:val="28"/>
+              <w:szCs w:val="28"/>
+            </w:rPr>
+          </m:ctrlPr>
+        </m:oMathPr>
         <m:r>
           <m:rPr>
             <m:sty m:val="p"/>
@@ -3603,6 +3709,12 @@
       <m:oMathPara>
         <m:oMathParaPr>
           <m:jc m:val="center"/>
+          <m:ctrlPr>
+            <w:rPr>
+              <w:sz w:val="28"/>
+              <w:szCs w:val="28"/>
+            </w:rPr>
+          </m:ctrlPr>
         </m:oMathParaPr>
         <m:oMath>
           <m:f>
@@ -3887,6 +3999,12 @@
       <m:oMathPara>
         <m:oMathParaPr>
           <m:jc m:val="center"/>
+          <m:ctrlPr>
+            <w:rPr>
+              <w:sz w:val="28"/>
+              <w:szCs w:val="28"/>
+            </w:rPr>
+          </m:ctrlPr>
         </m:oMathParaPr>
         <m:oMath>
           <m:r>
@@ -4022,6 +4140,12 @@
       <m:oMathPara>
         <m:oMathParaPr>
           <m:jc m:val="center"/>
+          <m:ctrlPr>
+            <w:rPr>
+              <w:sz w:val="28"/>
+              <w:szCs w:val="28"/>
+            </w:rPr>
+          </m:ctrlPr>
         </m:oMathParaPr>
         <m:oMath>
           <m:sSub>
@@ -4219,6 +4343,12 @@
       <m:oMathPara>
         <m:oMathParaPr>
           <m:jc m:val="center"/>
+          <m:ctrlPr>
+            <w:rPr>
+              <w:sz w:val="28"/>
+              <w:szCs w:val="28"/>
+            </w:rPr>
+          </m:ctrlPr>
         </m:oMathParaPr>
         <m:oMath>
           <m:r>
@@ -4443,7 +4573,7 @@
           <w:p>
             <w:pPr>
               <w:pStyle w:val="Compact"/>
-              <w:jc w:val="left"/>
+              <w:jc w:val="center"/>
             </w:pPr>
             <w:r>
               <w:rPr>
@@ -4475,7 +4605,7 @@
           <w:p>
             <w:pPr>
               <w:pStyle w:val="Compact"/>
-              <w:jc w:val="left"/>
+              <w:jc w:val="center"/>
             </w:pPr>
             <w:r>
               <w:rPr>
@@ -4493,7 +4623,7 @@
           <w:p>
             <w:pPr>
               <w:pStyle w:val="Compact"/>
-              <w:jc w:val="left"/>
+              <w:jc w:val="center"/>
             </w:pPr>
             <w:r>
               <w:rPr>
@@ -4574,7 +4704,7 @@
           <w:p>
             <w:pPr>
               <w:pStyle w:val="Compact"/>
-              <w:jc w:val="left"/>
+              <w:jc w:val="center"/>
             </w:pPr>
             <m:oMath>
               <m:r>
@@ -4682,7 +4812,7 @@
           <w:p>
             <w:pPr>
               <w:pStyle w:val="Compact"/>
-              <w:jc w:val="left"/>
+              <w:jc w:val="center"/>
             </w:pPr>
             <w:r>
               <w:rPr>
@@ -4773,7 +4903,7 @@
           <w:p>
             <w:pPr>
               <w:pStyle w:val="Compact"/>
-              <w:jc w:val="left"/>
+              <w:jc w:val="center"/>
             </w:pPr>
             <w:r>
               <w:rPr>
@@ -4790,7 +4920,7 @@
           <w:p>
             <w:pPr>
               <w:pStyle w:val="Compact"/>
-              <w:jc w:val="left"/>
+              <w:jc w:val="center"/>
             </w:pPr>
             <w:r>
               <w:rPr>
@@ -4874,7 +5004,7 @@
           <w:p>
             <w:pPr>
               <w:pStyle w:val="Compact"/>
-              <w:jc w:val="left"/>
+              <w:jc w:val="center"/>
             </w:pPr>
             <w:r>
               <w:rPr>
@@ -4945,6 +5075,14 @@
         <w:t xml:space="preserve"> </w:t>
       </w:r>
       <m:oMath>
+        <m:oMathPr>
+          <m:ctrlPr>
+            <w:rPr>
+              <w:sz w:val="28"/>
+              <w:szCs w:val="28"/>
+            </w:rPr>
+          </m:ctrlPr>
+        </m:oMathPr>
         <m:r>
           <m:rPr>
             <m:sty m:val="p"/>
@@ -4993,6 +5131,12 @@
       <m:oMathPara>
         <m:oMathParaPr>
           <m:jc m:val="center"/>
+          <m:ctrlPr>
+            <w:rPr>
+              <w:sz w:val="28"/>
+              <w:szCs w:val="28"/>
+            </w:rPr>
+          </m:ctrlPr>
         </m:oMathParaPr>
         <m:oMath>
           <m:sSub>
@@ -5251,6 +5395,12 @@
       <m:oMathPara>
         <m:oMathParaPr>
           <m:jc m:val="center"/>
+          <m:ctrlPr>
+            <w:rPr>
+              <w:sz w:val="28"/>
+              <w:szCs w:val="28"/>
+            </w:rPr>
+          </m:ctrlPr>
         </m:oMathParaPr>
         <m:oMath>
           <m:borderBox>
@@ -5511,7 +5661,7 @@
           <w:p>
             <w:pPr>
               <w:pStyle w:val="Compact"/>
-              <w:jc w:val="left"/>
+              <w:jc w:val="center"/>
             </w:pPr>
             <w:r>
               <w:rPr>
@@ -5527,7 +5677,7 @@
           <w:p>
             <w:pPr>
               <w:pStyle w:val="Compact"/>
-              <w:jc w:val="left"/>
+              <w:jc w:val="center"/>
             </w:pPr>
             <w:r>
               <w:rPr>
@@ -5543,7 +5693,7 @@
           <w:p>
             <w:pPr>
               <w:pStyle w:val="Compact"/>
-              <w:jc w:val="left"/>
+              <w:jc w:val="center"/>
             </w:pPr>
             <w:r>
               <w:rPr>
@@ -5561,7 +5711,7 @@
           <w:p>
             <w:pPr>
               <w:pStyle w:val="Compact"/>
-              <w:jc w:val="left"/>
+              <w:jc w:val="center"/>
             </w:pPr>
             <w:r>
               <w:rPr>
@@ -5576,7 +5726,7 @@
           <w:p>
             <w:pPr>
               <w:pStyle w:val="Compact"/>
-              <w:jc w:val="left"/>
+              <w:jc w:val="center"/>
             </w:pPr>
             <m:oMath>
               <m:r>
@@ -5665,7 +5815,7 @@
           <w:p>
             <w:pPr>
               <w:pStyle w:val="Compact"/>
-              <w:jc w:val="left"/>
+              <w:jc w:val="center"/>
             </w:pPr>
             <w:r>
               <w:rPr>
@@ -5791,7 +5941,7 @@
           <w:p>
             <w:pPr>
               <w:pStyle w:val="Compact"/>
-              <w:jc w:val="left"/>
+              <w:jc w:val="center"/>
             </w:pPr>
             <w:r>
               <w:rPr>
@@ -5806,7 +5956,7 @@
           <w:p>
             <w:pPr>
               <w:pStyle w:val="Compact"/>
-              <w:jc w:val="left"/>
+              <w:jc w:val="center"/>
             </w:pPr>
             <m:oMath>
               <m:r>
@@ -5862,7 +6012,7 @@
           <w:p>
             <w:pPr>
               <w:pStyle w:val="Compact"/>
-              <w:jc w:val="left"/>
+              <w:jc w:val="center"/>
             </w:pPr>
             <w:r>
               <w:rPr>
@@ -6095,6 +6245,12 @@
       <m:oMathPara>
         <m:oMathParaPr>
           <m:jc m:val="center"/>
+          <m:ctrlPr>
+            <w:rPr>
+              <w:sz w:val="28"/>
+              <w:szCs w:val="28"/>
+            </w:rPr>
+          </m:ctrlPr>
         </m:oMathParaPr>
         <m:oMath>
           <m:r>
@@ -6276,6 +6432,14 @@
         <w:t xml:space="preserve">（仅适用于稀溶液，</w:t>
       </w:r>
       <m:oMath>
+        <m:oMathPr>
+          <m:ctrlPr>
+            <w:rPr>
+              <w:sz w:val="28"/>
+              <w:szCs w:val="28"/>
+            </w:rPr>
+          </m:ctrlPr>
+        </m:oMathPr>
         <m:r>
           <m:t>I</m:t>
         </m:r>
@@ -6306,6 +6470,12 @@
       <m:oMathPara>
         <m:oMathParaPr>
           <m:jc m:val="center"/>
+          <m:ctrlPr>
+            <w:rPr>
+              <w:sz w:val="28"/>
+              <w:szCs w:val="28"/>
+            </w:rPr>
+          </m:ctrlPr>
         </m:oMathParaPr>
         <m:oMath>
           <m:r>
@@ -6440,6 +6610,14 @@
         <w:t xml:space="preserve"> </w:t>
       </w:r>
       <m:oMath>
+        <m:oMathPr>
+          <m:ctrlPr>
+            <w:rPr>
+              <w:sz w:val="28"/>
+              <w:szCs w:val="28"/>
+            </w:rPr>
+          </m:ctrlPr>
+        </m:oMathPr>
         <m:r>
           <m:t>A</m:t>
         </m:r>
@@ -6573,6 +6751,12 @@
       <m:oMathPara>
         <m:oMathParaPr>
           <m:jc m:val="center"/>
+          <m:ctrlPr>
+            <w:rPr>
+              <w:sz w:val="28"/>
+              <w:szCs w:val="28"/>
+            </w:rPr>
+          </m:ctrlPr>
         </m:oMathParaPr>
         <m:oMath>
           <m:r>
@@ -6750,6 +6934,12 @@
       <m:oMathPara>
         <m:oMathParaPr>
           <m:jc m:val="center"/>
+          <m:ctrlPr>
+            <w:rPr>
+              <w:sz w:val="28"/>
+              <w:szCs w:val="28"/>
+            </w:rPr>
+          </m:ctrlPr>
         </m:oMathParaPr>
         <m:oMath>
           <m:r>
@@ -6911,6 +7101,12 @@
       <m:oMathPara>
         <m:oMathParaPr>
           <m:jc m:val="center"/>
+          <m:ctrlPr>
+            <w:rPr>
+              <w:sz w:val="28"/>
+              <w:szCs w:val="28"/>
+            </w:rPr>
+          </m:ctrlPr>
         </m:oMathParaPr>
         <m:oMath>
           <m:sSub>
@@ -6969,12 +7165,6 @@
         <w:pStyle w:val="BlockText"/>
       </w:pPr>
       <w:r>
-        <w:t xml:space="preserve">💡</w:t>
-      </w:r>
-      <w:r>
-        <w:t xml:space="preserve"> </w:t>
-      </w:r>
-      <w:r>
         <w:rPr>
           <w:rFonts w:hint="eastAsia" w:eastAsia="SimSun" w:ascii="Times New Roman" w:hAnsi="Times New Roman"/>
           <w:b/>
@@ -6998,6 +7188,14 @@
         <w:t xml:space="preserve">极限公式计算平均离子活度系数。注意该公式仅适用于极稀溶液（</w:t>
       </w:r>
       <m:oMath>
+        <m:oMathPr>
+          <m:ctrlPr>
+            <w:rPr>
+              <w:sz w:val="28"/>
+              <w:szCs w:val="28"/>
+            </w:rPr>
+          </m:ctrlPr>
+        </m:oMathPr>
         <m:r>
           <m:t>I</m:t>
         </m:r>
@@ -7055,6 +7253,12 @@
       <m:oMathPara>
         <m:oMathParaPr>
           <m:jc m:val="center"/>
+          <m:ctrlPr>
+            <w:rPr>
+              <w:sz w:val="28"/>
+              <w:szCs w:val="28"/>
+            </w:rPr>
+          </m:ctrlPr>
         </m:oMathParaPr>
         <m:oMath>
           <m:sSup>
@@ -7394,6 +7598,14 @@
         <w:t xml:space="preserve"> </w:t>
       </w:r>
       <m:oMath>
+        <m:oMathPr>
+          <m:ctrlPr>
+            <w:rPr>
+              <w:sz w:val="28"/>
+              <w:szCs w:val="28"/>
+            </w:rPr>
+          </m:ctrlPr>
+        </m:oMathPr>
         <m:r>
           <m:rPr>
             <m:sty m:val="p"/>
@@ -7619,6 +7831,14 @@
         <w:t xml:space="preserve">B：</w:t>
       </w:r>
       <m:oMath>
+        <m:oMathPr>
+          <m:ctrlPr>
+            <w:rPr>
+              <w:sz w:val="28"/>
+              <w:szCs w:val="28"/>
+            </w:rPr>
+          </m:ctrlPr>
+        </m:oMathPr>
         <m:r>
           <m:rPr>
             <m:sty m:val="p"/>
@@ -7745,6 +7965,14 @@
         <w:t xml:space="preserve"> </w:t>
       </w:r>
       <m:oMath>
+        <m:oMathPr>
+          <m:ctrlPr>
+            <w:rPr>
+              <w:sz w:val="28"/>
+              <w:szCs w:val="28"/>
+            </w:rPr>
+          </m:ctrlPr>
+        </m:oMathPr>
         <m:r>
           <m:rPr>
             <m:sty m:val="p"/>
@@ -7847,6 +8075,12 @@
       <m:oMathPara>
         <m:oMathParaPr>
           <m:jc m:val="center"/>
+          <m:ctrlPr>
+            <w:rPr>
+              <w:sz w:val="28"/>
+              <w:szCs w:val="28"/>
+            </w:rPr>
+          </m:ctrlPr>
         </m:oMathParaPr>
         <m:oMath>
           <m:r>
@@ -8081,6 +8315,12 @@
       <m:oMathPara>
         <m:oMathParaPr>
           <m:jc m:val="center"/>
+          <m:ctrlPr>
+            <w:rPr>
+              <w:sz w:val="28"/>
+              <w:szCs w:val="28"/>
+            </w:rPr>
+          </m:ctrlPr>
         </m:oMathParaPr>
         <m:oMath>
           <m:eqArr>
@@ -8705,12 +8945,6 @@
         <w:pStyle w:val="BlockText"/>
       </w:pPr>
       <w:r>
-        <w:t xml:space="preserve">💡</w:t>
-      </w:r>
-      <w:r>
-        <w:t xml:space="preserve"> </w:t>
-      </w:r>
-      <w:r>
         <w:rPr>
           <w:rFonts w:hint="eastAsia" w:eastAsia="SimSun" w:ascii="Times New Roman" w:hAnsi="Times New Roman"/>
           <w:b/>
@@ -8734,6 +8968,14 @@
         <w:t xml:space="preserve">近年曾考察过通过两个反应的平衡常数相乘来实现耦合——本质上是一样的逻辑。两反应相加时，</w:t>
       </w:r>
       <m:oMath>
+        <m:oMathPr>
+          <m:ctrlPr>
+            <w:rPr>
+              <w:sz w:val="28"/>
+              <w:szCs w:val="28"/>
+            </w:rPr>
+          </m:ctrlPr>
+        </m:oMathPr>
         <m:sSub>
           <m:e>
             <m:r>
@@ -8794,6 +9036,14 @@
         <w:t xml:space="preserve">，</w:t>
       </w:r>
       <m:oMath>
+        <m:oMathPr>
+          <m:ctrlPr>
+            <w:rPr>
+              <w:sz w:val="28"/>
+              <w:szCs w:val="28"/>
+            </w:rPr>
+          </m:ctrlPr>
+        </m:oMathPr>
         <m:r>
           <m:rPr>
             <m:sty m:val="p"/>
@@ -8878,7 +9128,7 @@
     </w:p>
     <w:bookmarkEnd w:id="26"/>
     <w:bookmarkEnd w:id="27"/>
-    <w:bookmarkStart w:id="30" w:name="五vant-hoff-方程温度如何改变平衡"/>
+    <w:bookmarkStart w:id="33" w:name="五vant-hoff-方程温度如何改变平衡"/>
     <w:p>
       <w:pPr>
         <w:pStyle w:val="Heading2"/>
@@ -8935,7 +9185,7 @@
           <w:p>
             <w:pPr>
               <w:pStyle w:val="Compact"/>
-              <w:jc w:val="left"/>
+              <w:jc w:val="center"/>
             </w:pPr>
             <w:r>
               <w:rPr>
@@ -8951,7 +9201,7 @@
           <w:p>
             <w:pPr>
               <w:pStyle w:val="Compact"/>
-              <w:jc w:val="left"/>
+              <w:jc w:val="center"/>
             </w:pPr>
             <w:r>
               <w:rPr>
@@ -8967,7 +9217,7 @@
           <w:p>
             <w:pPr>
               <w:pStyle w:val="Compact"/>
-              <w:jc w:val="left"/>
+              <w:jc w:val="center"/>
             </w:pPr>
             <w:r>
               <w:rPr>
@@ -8985,7 +9235,7 @@
           <w:p>
             <w:pPr>
               <w:pStyle w:val="Compact"/>
-              <w:jc w:val="left"/>
+              <w:jc w:val="center"/>
             </w:pPr>
             <w:r>
               <w:rPr>
@@ -9002,7 +9252,7 @@
           <w:p>
             <w:pPr>
               <w:pStyle w:val="Compact"/>
-              <w:jc w:val="left"/>
+              <w:jc w:val="center"/>
             </w:pPr>
             <m:oMath>
               <m:r>
@@ -9070,7 +9320,7 @@
           <w:p>
             <w:pPr>
               <w:pStyle w:val="Compact"/>
-              <w:jc w:val="left"/>
+              <w:jc w:val="center"/>
             </w:pPr>
             <w:r>
               <w:rPr>
@@ -9087,7 +9337,7 @@
           <w:p>
             <w:pPr>
               <w:pStyle w:val="Compact"/>
-              <w:jc w:val="left"/>
+              <w:jc w:val="center"/>
             </w:pPr>
             <w:r>
               <w:rPr>
@@ -9104,7 +9354,7 @@
           <w:p>
             <w:pPr>
               <w:pStyle w:val="Compact"/>
-              <w:jc w:val="left"/>
+              <w:jc w:val="center"/>
             </w:pPr>
             <m:oMath>
               <m:f>
@@ -9193,7 +9443,7 @@
           <w:p>
             <w:pPr>
               <w:pStyle w:val="Compact"/>
-              <w:jc w:val="left"/>
+              <w:jc w:val="center"/>
             </w:pPr>
             <w:r>
               <w:rPr>
@@ -9210,7 +9460,7 @@
           <w:p>
             <w:pPr>
               <w:pStyle w:val="Compact"/>
-              <w:jc w:val="left"/>
+              <w:jc w:val="center"/>
             </w:pPr>
             <w:r>
               <w:rPr>
@@ -9256,7 +9506,7 @@
           <w:p>
             <w:pPr>
               <w:pStyle w:val="Compact"/>
-              <w:jc w:val="left"/>
+              <w:jc w:val="center"/>
             </w:pPr>
             <m:oMath>
               <m:r>
@@ -9415,7 +9665,7 @@
           <w:p>
             <w:pPr>
               <w:pStyle w:val="Compact"/>
-              <w:jc w:val="left"/>
+              <w:jc w:val="center"/>
             </w:pPr>
             <w:r>
               <w:rPr>
@@ -9466,6 +9716,14 @@
         <w:t xml:space="preserve">方程（</w:t>
       </w:r>
       <m:oMath>
+        <m:oMathPr>
+          <m:ctrlPr>
+            <w:rPr>
+              <w:sz w:val="28"/>
+              <w:szCs w:val="28"/>
+            </w:rPr>
+          </m:ctrlPr>
+        </m:oMathPr>
         <m:f>
           <m:fPr>
             <m:type m:val="bar"/>
@@ -9576,6 +9834,14 @@
         <w:t xml:space="preserve"> </w:t>
       </w:r>
       <m:oMath>
+        <m:oMathPr>
+          <m:ctrlPr>
+            <w:rPr>
+              <w:sz w:val="28"/>
+              <w:szCs w:val="28"/>
+            </w:rPr>
+          </m:ctrlPr>
+        </m:oMathPr>
         <m:r>
           <m:rPr>
             <m:sty m:val="p"/>
@@ -9635,6 +9901,14 @@
         <w:t xml:space="preserve"> </w:t>
       </w:r>
       <m:oMath>
+        <m:oMathPr>
+          <m:ctrlPr>
+            <w:rPr>
+              <w:sz w:val="28"/>
+              <w:szCs w:val="28"/>
+            </w:rPr>
+          </m:ctrlPr>
+        </m:oMathPr>
         <m:f>
           <m:fPr>
             <m:type m:val="bar"/>
@@ -9891,7 +10165,7 @@
       </w:r>
     </w:p>
     <w:bookmarkEnd w:id="28"/>
-    <w:bookmarkStart w:id="29" w:name="综合例题"/>
+    <w:bookmarkStart w:id="32" w:name="综合例题"/>
     <w:p>
       <w:pPr>
         <w:pStyle w:val="Heading3"/>
@@ -9925,6 +10199,14 @@
         <w:t xml:space="preserve">：</w:t>
       </w:r>
       <m:oMath>
+        <m:oMathPr>
+          <m:ctrlPr>
+            <w:rPr>
+              <w:sz w:val="28"/>
+              <w:szCs w:val="28"/>
+            </w:rPr>
+          </m:ctrlPr>
+        </m:oMathPr>
         <m:sSub>
           <m:e>
             <m:r>
@@ -10083,6 +10365,14 @@
         <w:t xml:space="preserve"> </w:t>
       </w:r>
       <m:oMath>
+        <m:oMathPr>
+          <m:ctrlPr>
+            <w:rPr>
+              <w:sz w:val="28"/>
+              <w:szCs w:val="28"/>
+            </w:rPr>
+          </m:ctrlPr>
+        </m:oMathPr>
         <m:sSub>
           <m:e>
             <m:r>
@@ -10130,6 +10420,14 @@
         <w:t xml:space="preserve">，</w:t>
       </w:r>
       <m:oMath>
+        <m:oMathPr>
+          <m:ctrlPr>
+            <w:rPr>
+              <w:sz w:val="28"/>
+              <w:szCs w:val="28"/>
+            </w:rPr>
+          </m:ctrlPr>
+        </m:oMathPr>
         <m:r>
           <m:rPr>
             <m:sty m:val="p"/>
@@ -10286,6 +10584,12 @@
       <m:oMathPara>
         <m:oMathParaPr>
           <m:jc m:val="center"/>
+          <m:ctrlPr>
+            <w:rPr>
+              <w:sz w:val="28"/>
+              <w:szCs w:val="28"/>
+            </w:rPr>
+          </m:ctrlPr>
         </m:oMathParaPr>
         <m:oMath>
           <m:r>
@@ -10543,6 +10847,12 @@
       <m:oMathPara>
         <m:oMathParaPr>
           <m:jc m:val="center"/>
+          <m:ctrlPr>
+            <w:rPr>
+              <w:sz w:val="28"/>
+              <w:szCs w:val="28"/>
+            </w:rPr>
+          </m:ctrlPr>
         </m:oMathParaPr>
         <m:oMath>
           <m:r>
@@ -10663,6 +10973,12 @@
       <m:oMathPara>
         <m:oMathParaPr>
           <m:jc m:val="center"/>
+          <m:ctrlPr>
+            <w:rPr>
+              <w:sz w:val="28"/>
+              <w:szCs w:val="28"/>
+            </w:rPr>
+          </m:ctrlPr>
         </m:oMathParaPr>
         <m:oMath>
           <m:f>
@@ -10765,6 +11081,12 @@
       <m:oMathPara>
         <m:oMathParaPr>
           <m:jc m:val="center"/>
+          <m:ctrlPr>
+            <w:rPr>
+              <w:sz w:val="28"/>
+              <w:szCs w:val="28"/>
+            </w:rPr>
+          </m:ctrlPr>
         </m:oMathParaPr>
         <m:oMath>
           <m:sSub>
@@ -11005,6 +11327,14 @@
         <w:t xml:space="preserve"> </w:t>
       </w:r>
       <m:oMath>
+        <m:oMathPr>
+          <m:ctrlPr>
+            <w:rPr>
+              <w:sz w:val="28"/>
+              <w:szCs w:val="28"/>
+            </w:rPr>
+          </m:ctrlPr>
+        </m:oMathPr>
         <m:r>
           <m:t>3</m:t>
         </m:r>
@@ -11041,15 +11371,333 @@
       </w:r>
     </w:p>
     <w:p>
+      <w:pPr>
+        <w:pStyle w:val="BodyText"/>
+        <w:jc w:val="center"/>
+      </w:pPr>
+      <w:r>
+        <w:rPr>
+          <w:b w:val="0"/>
+          <w:i w:val="0"/>
+          <w:sz w:val="21"/>
+        </w:rPr>
+        <w:drawing>
+          <wp:inline>
+            <wp:extent cx="1529096" cy="1189637"/>
+            <wp:effectExtent b="0" l="0" r="0" t="0"/>
+            <wp:docPr descr="放热反应的 van’t Hoff 图" title="" id="30" name="Picture"/>
+            <a:graphic>
+              <a:graphicData uri="http://schemas.openxmlformats.org/drawingml/2006/picture">
+                <pic:pic>
+                  <pic:nvPicPr>
+                    <pic:cNvPr descr="media/vant-hoff-exothermic.png" id="31" name="Picture"/>
+                    <pic:cNvPicPr>
+                      <a:picLocks noChangeArrowheads="1" noChangeAspect="1"/>
+                    </pic:cNvPicPr>
+                  </pic:nvPicPr>
+                  <pic:blipFill>
+                    <a:blip r:embed="rId29"/>
+                    <a:stretch>
+                      <a:fillRect/>
+                    </a:stretch>
+                  </pic:blipFill>
+                  <pic:spPr bwMode="auto">
+                    <a:xfrm>
+                      <a:off x="0" y="0"/>
+                      <a:ext cx="1529096" cy="1189637"/>
+                    </a:xfrm>
+                    <a:prstGeom prst="rect">
+                      <a:avLst/>
+                    </a:prstGeom>
+                    <a:noFill/>
+                    <a:ln w="9525">
+                      <a:noFill/>
+                      <a:headEnd/>
+                      <a:tailEnd/>
+                    </a:ln>
+                  </pic:spPr>
+                </pic:pic>
+              </a:graphicData>
+            </a:graphic>
+          </wp:inline>
+        </w:drawing>
+      </w:r>
+      <w:r>
+        <w:rPr>
+          <w:b w:val="0"/>
+          <w:i w:val="0"/>
+          <w:sz w:val="21"/>
+        </w:rPr>
+        <w:t xml:space="preserve"> </w:t>
+      </w:r>
+      <w:r>
+        <w:rPr>
+          <w:rFonts w:hint="eastAsia" w:eastAsia="FangSong" w:ascii="Times New Roman" w:hAnsi="Times New Roman"/>
+          <w:b w:val="0"/>
+          <w:i w:val="0"/>
+          <w:iCs/>
+          <w:sz w:val="21"/>
+        </w:rPr>
+        <w:t xml:space="preserve">图</w:t>
+      </w:r>
+      <w:r>
+        <w:rPr>
+          <w:b w:val="0"/>
+          <w:i w:val="0"/>
+          <w:iCs/>
+          <w:sz w:val="21"/>
+        </w:rPr>
+        <w:t xml:space="preserve"> van’t Hoff </w:t>
+      </w:r>
+      <w:r>
+        <w:rPr>
+          <w:rFonts w:hint="eastAsia" w:eastAsia="FangSong" w:ascii="Times New Roman" w:hAnsi="Times New Roman"/>
+          <w:b w:val="0"/>
+          <w:i w:val="0"/>
+          <w:iCs/>
+          <w:sz w:val="21"/>
+        </w:rPr>
+        <w:t xml:space="preserve">图——放热反应（ΔH°</w:t>
+      </w:r>
+      <w:r>
+        <w:rPr>
+          <w:b w:val="0"/>
+          <w:i w:val="0"/>
+          <w:iCs/>
+          <w:sz w:val="21"/>
+        </w:rPr>
+        <w:t xml:space="preserve"> &lt; </w:t>
+      </w:r>
+      <w:r>
+        <w:rPr>
+          <w:rFonts w:hint="eastAsia" w:eastAsia="FangSong" w:ascii="Times New Roman" w:hAnsi="Times New Roman"/>
+          <w:b w:val="0"/>
+          <w:i w:val="0"/>
+          <w:iCs/>
+          <w:sz w:val="21"/>
+        </w:rPr>
+        <w:t xml:space="preserve">0）的</w:t>
+      </w:r>
+      <w:r>
+        <w:rPr>
+          <w:b w:val="0"/>
+          <w:i w:val="0"/>
+          <w:iCs/>
+          <w:sz w:val="21"/>
+        </w:rPr>
+        <w:t xml:space="preserve"> ln K </w:t>
+      </w:r>
+      <w:r>
+        <w:rPr>
+          <w:rFonts w:hint="eastAsia" w:eastAsia="FangSong" w:ascii="Times New Roman" w:hAnsi="Times New Roman"/>
+          <w:b w:val="0"/>
+          <w:i w:val="0"/>
+          <w:iCs/>
+          <w:sz w:val="21"/>
+        </w:rPr>
+        <w:t xml:space="preserve">对</w:t>
+      </w:r>
+      <w:r>
+        <w:rPr>
+          <w:b w:val="0"/>
+          <w:i w:val="0"/>
+          <w:iCs/>
+          <w:sz w:val="21"/>
+        </w:rPr>
+        <w:t xml:space="preserve"> 1/T </w:t>
+      </w:r>
+      <w:r>
+        <w:rPr>
+          <w:rFonts w:hint="eastAsia" w:eastAsia="FangSong" w:ascii="Times New Roman" w:hAnsi="Times New Roman"/>
+          <w:b w:val="0"/>
+          <w:i w:val="0"/>
+          <w:iCs/>
+          <w:sz w:val="21"/>
+        </w:rPr>
+        <w:t xml:space="preserve">作图。斜率为</w:t>
+      </w:r>
+      <w:r>
+        <w:rPr>
+          <w:b w:val="0"/>
+          <w:i w:val="0"/>
+          <w:iCs/>
+          <w:sz w:val="21"/>
+        </w:rPr>
+        <w:t xml:space="preserve"> −ΔH°/R &gt; </w:t>
+      </w:r>
+      <w:r>
+        <w:rPr>
+          <w:rFonts w:hint="eastAsia" w:eastAsia="FangSong" w:ascii="Times New Roman" w:hAnsi="Times New Roman"/>
+          <w:b w:val="0"/>
+          <w:i w:val="0"/>
+          <w:iCs/>
+          <w:sz w:val="21"/>
+        </w:rPr>
+        <w:t xml:space="preserve">0，因此</w:t>
+      </w:r>
+      <w:r>
+        <w:rPr>
+          <w:b w:val="0"/>
+          <w:i w:val="0"/>
+          <w:iCs/>
+          <w:sz w:val="21"/>
+        </w:rPr>
+        <w:t xml:space="preserve"> ln K </w:t>
+      </w:r>
+      <w:r>
+        <w:rPr>
+          <w:rFonts w:hint="eastAsia" w:eastAsia="FangSong" w:ascii="Times New Roman" w:hAnsi="Times New Roman"/>
+          <w:b w:val="0"/>
+          <w:i w:val="0"/>
+          <w:iCs/>
+          <w:sz w:val="21"/>
+        </w:rPr>
+        <w:t xml:space="preserve">随</w:t>
+      </w:r>
+      <w:r>
+        <w:rPr>
+          <w:b w:val="0"/>
+          <w:i w:val="0"/>
+          <w:iCs/>
+          <w:sz w:val="21"/>
+        </w:rPr>
+        <w:t xml:space="preserve"> 1/T </w:t>
+      </w:r>
+      <w:r>
+        <w:rPr>
+          <w:rFonts w:hint="eastAsia" w:eastAsia="FangSong" w:ascii="Times New Roman" w:hAnsi="Times New Roman"/>
+          <w:b w:val="0"/>
+          <w:i w:val="0"/>
+          <w:iCs/>
+          <w:sz w:val="21"/>
+        </w:rPr>
+        <w:t xml:space="preserve">增大（即</w:t>
+      </w:r>
+      <w:r>
+        <w:rPr>
+          <w:b w:val="0"/>
+          <w:i w:val="0"/>
+          <w:iCs/>
+          <w:sz w:val="21"/>
+        </w:rPr>
+        <w:t xml:space="preserve"> T </w:t>
+      </w:r>
+      <w:r>
+        <w:rPr>
+          <w:rFonts w:hint="eastAsia" w:eastAsia="FangSong" w:ascii="Times New Roman" w:hAnsi="Times New Roman"/>
+          <w:b w:val="0"/>
+          <w:i w:val="0"/>
+          <w:iCs/>
+          <w:sz w:val="21"/>
+        </w:rPr>
+        <w:t xml:space="preserve">降低）而增大，即</w:t>
+      </w:r>
+      <w:r>
+        <w:rPr>
+          <w:b w:val="0"/>
+          <w:i w:val="0"/>
+          <w:iCs/>
+          <w:sz w:val="21"/>
+        </w:rPr>
+        <w:t xml:space="preserve"> K </w:t>
+      </w:r>
+      <w:r>
+        <w:rPr>
+          <w:rFonts w:hint="eastAsia" w:eastAsia="FangSong" w:ascii="Times New Roman" w:hAnsi="Times New Roman"/>
+          <w:b w:val="0"/>
+          <w:i w:val="0"/>
+          <w:iCs/>
+          <w:sz w:val="21"/>
+        </w:rPr>
+        <w:t xml:space="preserve">随温度降低而增大。ΔH°</w:t>
+      </w:r>
+      <w:r>
+        <w:rPr>
+          <w:b w:val="0"/>
+          <w:i w:val="0"/>
+          <w:iCs/>
+          <w:sz w:val="21"/>
+        </w:rPr>
+        <w:t xml:space="preserve"> </w:t>
+      </w:r>
+      <w:r>
+        <w:rPr>
+          <w:rFonts w:hint="eastAsia" w:eastAsia="FangSong" w:ascii="Times New Roman" w:hAnsi="Times New Roman"/>
+          <w:b w:val="0"/>
+          <w:i w:val="0"/>
+          <w:iCs/>
+          <w:sz w:val="21"/>
+        </w:rPr>
+        <w:t xml:space="preserve">越大，直线斜率越陡，K</w:t>
+      </w:r>
+      <w:r>
+        <w:rPr>
+          <w:b w:val="0"/>
+          <w:i w:val="0"/>
+          <w:iCs/>
+          <w:sz w:val="21"/>
+        </w:rPr>
+        <w:t xml:space="preserve"> </w:t>
+      </w:r>
+      <w:r>
+        <w:rPr>
+          <w:rFonts w:hint="eastAsia" w:eastAsia="FangSong" w:ascii="Times New Roman" w:hAnsi="Times New Roman"/>
+          <w:b w:val="0"/>
+          <w:i w:val="0"/>
+          <w:iCs/>
+          <w:sz w:val="21"/>
+        </w:rPr>
+        <w:t xml:space="preserve">对温度越敏感（Atkins《Physical</w:t>
+      </w:r>
+      <w:r>
+        <w:rPr>
+          <w:b w:val="0"/>
+          <w:i w:val="0"/>
+          <w:iCs/>
+          <w:sz w:val="21"/>
+        </w:rPr>
+        <w:t xml:space="preserve"> </w:t>
+      </w:r>
+      <w:r>
+        <w:rPr>
+          <w:rFonts w:hint="eastAsia" w:eastAsia="FangSong" w:ascii="Times New Roman" w:hAnsi="Times New Roman"/>
+          <w:b w:val="0"/>
+          <w:i w:val="0"/>
+          <w:iCs/>
+          <w:sz w:val="21"/>
+        </w:rPr>
+        <w:t xml:space="preserve">Chemistry》第10版</w:t>
+      </w:r>
+      <w:r>
+        <w:rPr>
+          <w:b w:val="0"/>
+          <w:i w:val="0"/>
+          <w:iCs/>
+          <w:sz w:val="21"/>
+        </w:rPr>
+        <w:t xml:space="preserve"> </w:t>
+      </w:r>
+      <w:r>
+        <w:rPr>
+          <w:rFonts w:hint="eastAsia" w:eastAsia="FangSong" w:ascii="Times New Roman" w:hAnsi="Times New Roman"/>
+          <w:b w:val="0"/>
+          <w:i w:val="0"/>
+          <w:iCs/>
+          <w:sz w:val="21"/>
+        </w:rPr>
+        <w:t xml:space="preserve">图6B.1）</w:t>
+      </w:r>
+    </w:p>
+    <w:p>
       <w:r>
         <w:pict>
           <v:rect style="width:0;height:1.5pt" o:hralign="center" o:hrstd="t" o:hr="t"/>
         </w:pict>
       </w:r>
     </w:p>
-    <w:bookmarkEnd w:id="29"/>
-    <w:bookmarkEnd w:id="30"/>
-    <w:bookmarkStart w:id="34" w:name="六非标准状态热力学delta-hdelta-sdelta-g-的温度依赖"/>
+    <w:bookmarkEnd w:id="32"/>
+    <w:bookmarkEnd w:id="33"/>
+    <w:bookmarkStart w:id="37" w:name="六非标准状态热力学delta-hdelta-sdelta-g-的温度依赖"/>
     <w:p>
       <w:pPr>
         <w:pStyle w:val="Heading2"/>
@@ -11109,7 +11757,7 @@
         <w:t xml:space="preserve">的温度依赖</w:t>
       </w:r>
     </w:p>
-    <w:bookmarkStart w:id="31" w:name="delta-h-随温度变化kirchhoff-定律"/>
+    <w:bookmarkStart w:id="34" w:name="delta-h-随温度变化kirchhoff-定律"/>
     <w:p>
       <w:pPr>
         <w:pStyle w:val="Heading3"/>
@@ -11194,6 +11842,12 @@
       <m:oMathPara>
         <m:oMathParaPr>
           <m:jc m:val="center"/>
+          <m:ctrlPr>
+            <w:rPr>
+              <w:sz w:val="28"/>
+              <w:szCs w:val="28"/>
+            </w:rPr>
+          </m:ctrlPr>
         </m:oMathParaPr>
         <m:oMath>
           <m:r>
@@ -11388,6 +12042,14 @@
         <w:t xml:space="preserve"> </w:t>
       </w:r>
       <m:oMath>
+        <m:oMathPr>
+          <m:ctrlPr>
+            <w:rPr>
+              <w:sz w:val="28"/>
+              <w:szCs w:val="28"/>
+            </w:rPr>
+          </m:ctrlPr>
+        </m:oMathPr>
         <m:r>
           <m:rPr>
             <m:sty m:val="p"/>
@@ -11634,6 +12296,14 @@
         <w:t xml:space="preserve">在温度区间内视为常数：</w:t>
       </w:r>
       <m:oMath>
+        <m:oMathPr>
+          <m:ctrlPr>
+            <w:rPr>
+              <w:sz w:val="28"/>
+              <w:szCs w:val="28"/>
+            </w:rPr>
+          </m:ctrlPr>
+        </m:oMathPr>
         <m:r>
           <m:rPr>
             <m:sty m:val="p"/>
@@ -11840,8 +12510,8 @@
         <w:t xml:space="preserve">与温度无关（最常见的简化假设）</w:t>
       </w:r>
     </w:p>
-    <w:bookmarkEnd w:id="31"/>
-    <w:bookmarkStart w:id="32" w:name="delta-s-随温度变化"/>
+    <w:bookmarkEnd w:id="34"/>
+    <w:bookmarkStart w:id="35" w:name="delta-s-随温度变化"/>
     <w:p>
       <w:pPr>
         <w:pStyle w:val="Heading3"/>
@@ -11880,6 +12550,12 @@
       <m:oMathPara>
         <m:oMathParaPr>
           <m:jc m:val="center"/>
+          <m:ctrlPr>
+            <w:rPr>
+              <w:sz w:val="28"/>
+              <w:szCs w:val="28"/>
+            </w:rPr>
+          </m:ctrlPr>
         </m:oMathParaPr>
         <m:oMath>
           <m:r>
@@ -12072,8 +12748,8 @@
         </m:oMath>
       </m:oMathPara>
     </w:p>
-    <w:bookmarkEnd w:id="32"/>
-    <w:bookmarkStart w:id="33" w:name="delta-g-随温度变化的精确处理"/>
+    <w:bookmarkEnd w:id="35"/>
+    <w:bookmarkStart w:id="36" w:name="delta-g-随温度变化的精确处理"/>
     <w:p>
       <w:pPr>
         <w:pStyle w:val="Heading3"/>
@@ -12123,6 +12799,12 @@
       <m:oMathPara>
         <m:oMathParaPr>
           <m:jc m:val="center"/>
+          <m:ctrlPr>
+            <w:rPr>
+              <w:sz w:val="28"/>
+              <w:szCs w:val="28"/>
+            </w:rPr>
+          </m:ctrlPr>
         </m:oMathParaPr>
         <m:oMath>
           <m:r>
@@ -12286,6 +12968,14 @@
         <w:t xml:space="preserve"> </w:t>
       </w:r>
       <m:oMath>
+        <m:oMathPr>
+          <m:ctrlPr>
+            <w:rPr>
+              <w:sz w:val="28"/>
+              <w:szCs w:val="28"/>
+            </w:rPr>
+          </m:ctrlPr>
+        </m:oMathPr>
         <m:r>
           <m:rPr>
             <m:sty m:val="p"/>
@@ -12362,6 +13052,14 @@
         <w:t xml:space="preserve"> </w:t>
       </w:r>
       <m:oMath>
+        <m:oMathPr>
+          <m:ctrlPr>
+            <w:rPr>
+              <w:sz w:val="28"/>
+              <w:szCs w:val="28"/>
+            </w:rPr>
+          </m:ctrlPr>
+        </m:oMathPr>
         <m:r>
           <m:rPr>
             <m:sty m:val="p"/>
@@ -12415,6 +13113,14 @@
         <w:t xml:space="preserve"> </w:t>
       </w:r>
       <m:oMath>
+        <m:oMathPr>
+          <m:ctrlPr>
+            <w:rPr>
+              <w:sz w:val="28"/>
+              <w:szCs w:val="28"/>
+            </w:rPr>
+          </m:ctrlPr>
+        </m:oMathPr>
         <m:r>
           <m:rPr>
             <m:sty m:val="p"/>
@@ -12545,12 +13251,6 @@
         <w:pStyle w:val="BlockText"/>
       </w:pPr>
       <w:r>
-        <w:t xml:space="preserve">⚠️</w:t>
-      </w:r>
-      <w:r>
-        <w:t xml:space="preserve"> </w:t>
-      </w:r>
-      <w:r>
         <w:rPr>
           <w:rFonts w:hint="eastAsia" w:eastAsia="SimSun" w:ascii="Times New Roman" w:hAnsi="Times New Roman"/>
           <w:b/>
@@ -12609,6 +13309,14 @@
         <w:t xml:space="preserve"> </w:t>
       </w:r>
       <m:oMath>
+        <m:oMathPr>
+          <m:ctrlPr>
+            <w:rPr>
+              <w:sz w:val="28"/>
+              <w:szCs w:val="28"/>
+            </w:rPr>
+          </m:ctrlPr>
+        </m:oMathPr>
         <m:r>
           <m:rPr>
             <m:sty m:val="p"/>
@@ -12750,9 +13458,9 @@
         </w:pict>
       </w:r>
     </w:p>
-    <w:bookmarkEnd w:id="33"/>
-    <w:bookmarkEnd w:id="34"/>
-    <w:bookmarkStart w:id="39" w:name="七相平衡深入"/>
+    <w:bookmarkEnd w:id="36"/>
+    <w:bookmarkEnd w:id="37"/>
+    <w:bookmarkStart w:id="45" w:name="七相平衡深入"/>
     <w:p>
       <w:pPr>
         <w:pStyle w:val="Heading2"/>
@@ -12764,7 +13472,7 @@
         <w:t xml:space="preserve">七、相平衡深入</w:t>
       </w:r>
     </w:p>
-    <w:bookmarkStart w:id="35" w:name="clapeyron-方程最一般的相变温度-压力关系"/>
+    <w:bookmarkStart w:id="38" w:name="clapeyron-方程最一般的相变温度-压力关系"/>
     <w:p>
       <w:pPr>
         <w:pStyle w:val="Heading3"/>
@@ -12906,6 +13614,14 @@
         <w:t xml:space="preserve"> </w:t>
       </w:r>
       <m:oMath>
+        <m:oMathPr>
+          <m:ctrlPr>
+            <w:rPr>
+              <w:sz w:val="28"/>
+              <w:szCs w:val="28"/>
+            </w:rPr>
+          </m:ctrlPr>
+        </m:oMathPr>
         <m:r>
           <m:t>d</m:t>
         </m:r>
@@ -12957,6 +13673,12 @@
       <m:oMathPara>
         <m:oMathParaPr>
           <m:jc m:val="center"/>
+          <m:ctrlPr>
+            <w:rPr>
+              <w:sz w:val="28"/>
+              <w:szCs w:val="28"/>
+            </w:rPr>
+          </m:ctrlPr>
         </m:oMathParaPr>
         <m:oMath>
           <m:r>
@@ -13103,6 +13825,12 @@
       <m:oMathPara>
         <m:oMathParaPr>
           <m:jc m:val="center"/>
+          <m:ctrlPr>
+            <w:rPr>
+              <w:sz w:val="28"/>
+              <w:szCs w:val="28"/>
+            </w:rPr>
+          </m:ctrlPr>
         </m:oMathParaPr>
         <m:oMath>
           <m:borderBox>
@@ -13302,8 +14030,8 @@
         <w:t xml:space="preserve">，对固-液、固-气、液-气所有相变均成立。</w:t>
       </w:r>
     </w:p>
-    <w:bookmarkEnd w:id="35"/>
-    <w:bookmarkStart w:id="36" w:name="clausius-clapeyron-方程气-液气-固的特殊形式"/>
+    <w:bookmarkEnd w:id="38"/>
+    <w:bookmarkStart w:id="39" w:name="clausius-clapeyron-方程气-液气-固的特殊形式"/>
     <w:p>
       <w:pPr>
         <w:pStyle w:val="Heading3"/>
@@ -13338,6 +14066,14 @@
         <w:t xml:space="preserve"> </w:t>
       </w:r>
       <m:oMath>
+        <m:oMathPr>
+          <m:ctrlPr>
+            <w:rPr>
+              <w:sz w:val="28"/>
+              <w:szCs w:val="28"/>
+            </w:rPr>
+          </m:ctrlPr>
+        </m:oMathPr>
         <m:r>
           <m:rPr>
             <m:sty m:val="p"/>
@@ -13407,6 +14143,14 @@
         <w:t xml:space="preserve"> </w:t>
       </w:r>
       <m:oMath>
+        <m:oMathPr>
+          <m:ctrlPr>
+            <w:rPr>
+              <w:sz w:val="28"/>
+              <w:szCs w:val="28"/>
+            </w:rPr>
+          </m:ctrlPr>
+        </m:oMathPr>
         <m:r>
           <m:rPr>
             <m:sty m:val="p"/>
@@ -13491,6 +14235,12 @@
       <m:oMathPara>
         <m:oMathParaPr>
           <m:jc m:val="center"/>
+          <m:ctrlPr>
+            <w:rPr>
+              <w:sz w:val="28"/>
+              <w:szCs w:val="28"/>
+            </w:rPr>
+          </m:ctrlPr>
         </m:oMathParaPr>
         <m:oMath>
           <m:borderBox>
@@ -13755,6 +14505,14 @@
         <w:t xml:space="preserve">kPa，</w:t>
       </w:r>
       <m:oMath>
+        <m:oMathPr>
+          <m:ctrlPr>
+            <w:rPr>
+              <w:sz w:val="28"/>
+              <w:szCs w:val="28"/>
+            </w:rPr>
+          </m:ctrlPr>
+        </m:oMathPr>
         <m:sSub>
           <m:e>
             <m:r>
@@ -13867,6 +14625,12 @@
       <m:oMathPara>
         <m:oMathParaPr>
           <m:jc m:val="center"/>
+          <m:ctrlPr>
+            <w:rPr>
+              <w:sz w:val="28"/>
+              <w:szCs w:val="28"/>
+            </w:rPr>
+          </m:ctrlPr>
         </m:oMathParaPr>
         <m:oMath>
           <m:r>
@@ -14000,6 +14764,12 @@
       <m:oMathPara>
         <m:oMathParaPr>
           <m:jc m:val="center"/>
+          <m:ctrlPr>
+            <w:rPr>
+              <w:sz w:val="28"/>
+              <w:szCs w:val="28"/>
+            </w:rPr>
+          </m:ctrlPr>
         </m:oMathParaPr>
         <m:oMath>
           <m:r>
@@ -14079,6 +14849,12 @@
       <m:oMathPara>
         <m:oMathParaPr>
           <m:jc m:val="center"/>
+          <m:ctrlPr>
+            <w:rPr>
+              <w:sz w:val="28"/>
+              <w:szCs w:val="28"/>
+            </w:rPr>
+          </m:ctrlPr>
         </m:oMathParaPr>
         <m:oMath>
           <m:f>
@@ -14172,6 +14948,12 @@
       <m:oMathPara>
         <m:oMathParaPr>
           <m:jc m:val="center"/>
+          <m:ctrlPr>
+            <w:rPr>
+              <w:sz w:val="28"/>
+              <w:szCs w:val="28"/>
+            </w:rPr>
+          </m:ctrlPr>
         </m:oMathParaPr>
         <m:oMath>
           <m:sSub>
@@ -14270,8 +15052,8 @@
         <w:t xml:space="preserve">——这是高原食物难煮熟的原因。</w:t>
       </w:r>
     </w:p>
-    <w:bookmarkEnd w:id="36"/>
-    <w:bookmarkStart w:id="37" w:name="gibbs-相律"/>
+    <w:bookmarkEnd w:id="39"/>
+    <w:bookmarkStart w:id="40" w:name="gibbs-相律"/>
     <w:p>
       <w:pPr>
         <w:pStyle w:val="Heading3"/>
@@ -14293,6 +15075,12 @@
       <m:oMathPara>
         <m:oMathParaPr>
           <m:jc m:val="center"/>
+          <m:ctrlPr>
+            <w:rPr>
+              <w:sz w:val="28"/>
+              <w:szCs w:val="28"/>
+            </w:rPr>
+          </m:ctrlPr>
         </m:oMathParaPr>
         <m:oMath>
           <m:r>
@@ -14426,7 +15214,7 @@
           <w:p>
             <w:pPr>
               <w:pStyle w:val="Compact"/>
-              <w:jc w:val="left"/>
+              <w:jc w:val="center"/>
             </w:pPr>
             <w:r>
               <w:rPr>
@@ -14526,7 +15314,7 @@
           <w:p>
             <w:pPr>
               <w:pStyle w:val="Compact"/>
-              <w:jc w:val="left"/>
+              <w:jc w:val="center"/>
             </w:pPr>
             <w:r>
               <w:rPr>
@@ -14544,7 +15332,7 @@
           <w:p>
             <w:pPr>
               <w:pStyle w:val="Compact"/>
-              <w:jc w:val="left"/>
+              <w:jc w:val="center"/>
             </w:pPr>
             <w:r>
               <w:rPr>
@@ -14604,7 +15392,7 @@
           <w:p>
             <w:pPr>
               <w:pStyle w:val="Compact"/>
-              <w:jc w:val="left"/>
+              <w:jc w:val="center"/>
             </w:pPr>
             <m:oMath>
               <m:r>
@@ -14655,7 +15443,7 @@
           <w:p>
             <w:pPr>
               <w:pStyle w:val="Compact"/>
-              <w:jc w:val="left"/>
+              <w:jc w:val="center"/>
             </w:pPr>
             <w:r>
               <w:rPr>
@@ -14715,7 +15503,7 @@
           <w:p>
             <w:pPr>
               <w:pStyle w:val="Compact"/>
-              <w:jc w:val="left"/>
+              <w:jc w:val="center"/>
             </w:pPr>
             <w:r>
               <w:rPr>
@@ -14778,7 +15566,7 @@
           <w:p>
             <w:pPr>
               <w:pStyle w:val="Compact"/>
-              <w:jc w:val="left"/>
+              <w:jc w:val="center"/>
             </w:pPr>
             <w:r>
               <w:rPr>
@@ -14838,7 +15626,7 @@
           <w:p>
             <w:pPr>
               <w:pStyle w:val="Compact"/>
-              <w:jc w:val="left"/>
+              <w:jc w:val="center"/>
             </w:pPr>
             <w:r>
               <w:rPr>
@@ -14889,7 +15677,7 @@
           <w:p>
             <w:pPr>
               <w:pStyle w:val="Compact"/>
-              <w:jc w:val="left"/>
+              <w:jc w:val="center"/>
             </w:pPr>
             <m:oMath>
               <m:r>
@@ -15089,7 +15877,7 @@
           <w:p>
             <w:pPr>
               <w:pStyle w:val="Compact"/>
-              <w:jc w:val="left"/>
+              <w:jc w:val="center"/>
             </w:pPr>
             <w:r>
               <w:rPr>
@@ -15182,12 +15970,6 @@
         <w:pStyle w:val="BlockText"/>
       </w:pPr>
       <w:r>
-        <w:t xml:space="preserve">💡</w:t>
-      </w:r>
-      <w:r>
-        <w:t xml:space="preserve"> </w:t>
-      </w:r>
-      <w:r>
         <w:rPr>
           <w:rFonts w:hint="eastAsia" w:eastAsia="SimSun" w:ascii="Times New Roman" w:hAnsi="Times New Roman"/>
           <w:b/>
@@ -15205,6 +15987,14 @@
         <w:t xml:space="preserve"> </w:t>
       </w:r>
       <m:oMath>
+        <m:oMathPr>
+          <m:ctrlPr>
+            <w:rPr>
+              <w:sz w:val="28"/>
+              <w:szCs w:val="28"/>
+            </w:rPr>
+          </m:ctrlPr>
+        </m:oMathPr>
         <m:r>
           <m:t>F</m:t>
         </m:r>
@@ -15240,8 +16030,8 @@
         <w:t xml:space="preserve">。</w:t>
       </w:r>
     </w:p>
-    <w:bookmarkEnd w:id="37"/>
-    <w:bookmarkStart w:id="38" w:name="二组分相图解读"/>
+    <w:bookmarkEnd w:id="40"/>
+    <w:bookmarkStart w:id="44" w:name="二组分相图解读"/>
     <w:p>
       <w:pPr>
         <w:pStyle w:val="Heading3"/>
@@ -15482,6 +16272,12 @@
       <m:oMathPara>
         <m:oMathParaPr>
           <m:jc m:val="center"/>
+          <m:ctrlPr>
+            <w:rPr>
+              <w:sz w:val="28"/>
+              <w:szCs w:val="28"/>
+            </w:rPr>
+          </m:ctrlPr>
         </m:oMathParaPr>
         <m:oMath>
           <m:f>
@@ -15686,12 +16482,6 @@
         <w:pStyle w:val="BlockText"/>
       </w:pPr>
       <w:r>
-        <w:t xml:space="preserve">⚠️</w:t>
-      </w:r>
-      <w:r>
-        <w:t xml:space="preserve"> </w:t>
-      </w:r>
-      <w:r>
         <w:rPr>
           <w:rFonts w:hint="eastAsia" w:eastAsia="SimSun" w:ascii="Times New Roman" w:hAnsi="Times New Roman"/>
           <w:b/>
@@ -15718,6 +16508,191 @@
           <w:rFonts w:hint="eastAsia" w:eastAsia="SimSun" w:ascii="Times New Roman" w:hAnsi="Times New Roman"/>
         </w:rPr>
         <w:t xml:space="preserve">（或质量）之比。</w:t>
+      </w:r>
+    </w:p>
+    <w:p>
+      <w:pPr>
+        <w:pStyle w:val="FirstParagraph"/>
+        <w:jc w:val="center"/>
+      </w:pPr>
+      <w:r>
+        <w:rPr>
+          <w:b w:val="0"/>
+          <w:i w:val="0"/>
+          <w:sz w:val="21"/>
+        </w:rPr>
+        <w:drawing>
+          <wp:inline>
+            <wp:extent cx="5334000" cy="4448556"/>
+            <wp:effectExtent b="0" l="0" r="0" t="0"/>
+            <wp:docPr descr="水的相图" title="" id="42" name="Picture"/>
+            <a:graphic>
+              <a:graphicData uri="http://schemas.openxmlformats.org/drawingml/2006/picture">
+                <pic:pic>
+                  <pic:nvPicPr>
+                    <pic:cNvPr descr="media/water-phase-diagram.png" id="43" name="Picture"/>
+                    <pic:cNvPicPr>
+                      <a:picLocks noChangeArrowheads="1" noChangeAspect="1"/>
+                    </pic:cNvPicPr>
+                  </pic:nvPicPr>
+                  <pic:blipFill>
+                    <a:blip r:embed="rId41"/>
+                    <a:stretch>
+                      <a:fillRect/>
+                    </a:stretch>
+                  </pic:blipFill>
+                  <pic:spPr bwMode="auto">
+                    <a:xfrm>
+                      <a:off x="0" y="0"/>
+                      <a:ext cx="5334000" cy="4448556"/>
+                    </a:xfrm>
+                    <a:prstGeom prst="rect">
+                      <a:avLst/>
+                    </a:prstGeom>
+                    <a:noFill/>
+                    <a:ln w="9525">
+                      <a:noFill/>
+                      <a:headEnd/>
+                      <a:tailEnd/>
+                    </a:ln>
+                  </pic:spPr>
+                </pic:pic>
+              </a:graphicData>
+            </a:graphic>
+          </wp:inline>
+        </w:drawing>
+      </w:r>
+      <w:r>
+        <w:rPr>
+          <w:b w:val="0"/>
+          <w:i w:val="0"/>
+          <w:sz w:val="21"/>
+        </w:rPr>
+        <w:t xml:space="preserve"> </w:t>
+      </w:r>
+      <w:r>
+        <w:rPr>
+          <w:rFonts w:hint="eastAsia" w:eastAsia="FangSong" w:ascii="Times New Roman" w:hAnsi="Times New Roman"/>
+          <w:b w:val="0"/>
+          <w:i w:val="0"/>
+          <w:iCs/>
+          <w:sz w:val="21"/>
+        </w:rPr>
+        <w:t xml:space="preserve">图</w:t>
+      </w:r>
+      <w:r>
+        <w:rPr>
+          <w:b w:val="0"/>
+          <w:i w:val="0"/>
+          <w:iCs/>
+          <w:sz w:val="21"/>
+        </w:rPr>
+        <w:t xml:space="preserve"> </w:t>
+      </w:r>
+      <w:r>
+        <w:rPr>
+          <w:rFonts w:hint="eastAsia" w:eastAsia="FangSong" w:ascii="Times New Roman" w:hAnsi="Times New Roman"/>
+          <w:b w:val="0"/>
+          <w:i w:val="0"/>
+          <w:iCs/>
+          <w:sz w:val="21"/>
+        </w:rPr>
+        <w:t xml:space="preserve">水的相图——纵轴为压力</w:t>
+      </w:r>
+      <w:r>
+        <w:rPr>
+          <w:b w:val="0"/>
+          <w:i w:val="0"/>
+          <w:iCs/>
+          <w:sz w:val="21"/>
+        </w:rPr>
+        <w:t xml:space="preserve"> </w:t>
+      </w:r>
+      <w:r>
+        <w:rPr>
+          <w:rFonts w:hint="eastAsia" w:eastAsia="FangSong" w:ascii="Times New Roman" w:hAnsi="Times New Roman"/>
+          <w:b w:val="0"/>
+          <w:i w:val="0"/>
+          <w:iCs/>
+          <w:sz w:val="21"/>
+        </w:rPr>
+        <w:t xml:space="preserve">p，横轴为温度</w:t>
+      </w:r>
+      <w:r>
+        <w:rPr>
+          <w:b w:val="0"/>
+          <w:i w:val="0"/>
+          <w:iCs/>
+          <w:sz w:val="21"/>
+        </w:rPr>
+        <w:t xml:space="preserve"> </w:t>
+      </w:r>
+      <w:r>
+        <w:rPr>
+          <w:rFonts w:hint="eastAsia" w:eastAsia="FangSong" w:ascii="Times New Roman" w:hAnsi="Times New Roman"/>
+          <w:b w:val="0"/>
+          <w:i w:val="0"/>
+          <w:iCs/>
+          <w:sz w:val="21"/>
+        </w:rPr>
+        <w:t xml:space="preserve">T。三条两相平衡曲线（气-液、固-液、固-气）将相图分为三个单相区。三条线交汇于三相点（T</w:t>
+      </w:r>
+      <w:r>
+        <w:rPr>
+          <w:b w:val="0"/>
+          <w:i w:val="0"/>
+          <w:iCs/>
+          <w:sz w:val="21"/>
+        </w:rPr>
+        <w:t xml:space="preserve"> = 273.16 </w:t>
+      </w:r>
+      <w:r>
+        <w:rPr>
+          <w:rFonts w:hint="eastAsia" w:eastAsia="FangSong" w:ascii="Times New Roman" w:hAnsi="Times New Roman"/>
+          <w:b w:val="0"/>
+          <w:i w:val="0"/>
+          <w:iCs/>
+          <w:sz w:val="21"/>
+        </w:rPr>
+        <w:t xml:space="preserve">K，p</w:t>
+      </w:r>
+      <w:r>
+        <w:rPr>
+          <w:b w:val="0"/>
+          <w:i w:val="0"/>
+          <w:iCs/>
+          <w:sz w:val="21"/>
+        </w:rPr>
+        <w:t xml:space="preserve"> = 611.73 </w:t>
+      </w:r>
+      <w:r>
+        <w:rPr>
+          <w:rFonts w:hint="eastAsia" w:eastAsia="FangSong" w:ascii="Times New Roman" w:hAnsi="Times New Roman"/>
+          <w:b w:val="0"/>
+          <w:i w:val="0"/>
+          <w:iCs/>
+          <w:sz w:val="21"/>
+        </w:rPr>
+        <w:t xml:space="preserve">Pa）。水的固-液平衡线斜率为负（冰的密度小于水），这是水的反常特性（Atkins《物理化学》第10版</w:t>
+      </w:r>
+      <w:r>
+        <w:rPr>
+          <w:b w:val="0"/>
+          <w:i w:val="0"/>
+          <w:iCs/>
+          <w:sz w:val="21"/>
+        </w:rPr>
+        <w:t xml:space="preserve"> </w:t>
+      </w:r>
+      <w:r>
+        <w:rPr>
+          <w:rFonts w:hint="eastAsia" w:eastAsia="FangSong" w:ascii="Times New Roman" w:hAnsi="Times New Roman"/>
+          <w:b w:val="0"/>
+          <w:i w:val="0"/>
+          <w:iCs/>
+          <w:sz w:val="21"/>
+        </w:rPr>
+        <w:t xml:space="preserve">图4A.1）</w:t>
       </w:r>
     </w:p>
     <w:p>
@@ -15727,9 +16702,9 @@
         </w:pict>
       </w:r>
     </w:p>
-    <w:bookmarkEnd w:id="38"/>
-    <w:bookmarkEnd w:id="39"/>
-    <w:bookmarkStart w:id="45" w:name="八典型例题"/>
+    <w:bookmarkEnd w:id="44"/>
+    <w:bookmarkEnd w:id="45"/>
+    <w:bookmarkStart w:id="51" w:name="八典型例题"/>
     <w:p>
       <w:pPr>
         <w:pStyle w:val="Heading2"/>
@@ -15741,7 +16716,7 @@
         <w:t xml:space="preserve">八、典型例题</w:t>
       </w:r>
     </w:p>
-    <w:bookmarkStart w:id="40" w:name="例-1-gibbs-helmholtz-方程应用"/>
+    <w:bookmarkStart w:id="46" w:name="例-1-gibbs-helmholtz-方程应用"/>
     <w:p>
       <w:pPr>
         <w:pStyle w:val="Heading3"/>
@@ -15787,6 +16762,14 @@
         <w:t xml:space="preserve"> </w:t>
       </w:r>
       <m:oMath>
+        <m:oMathPr>
+          <m:ctrlPr>
+            <w:rPr>
+              <w:sz w:val="28"/>
+              <w:szCs w:val="28"/>
+            </w:rPr>
+          </m:ctrlPr>
+        </m:oMathPr>
         <m:r>
           <m:rPr>
             <m:sty m:val="p"/>
@@ -15954,6 +16937,14 @@
         <w:t xml:space="preserve"> </w:t>
       </w:r>
       <m:oMath>
+        <m:oMathPr>
+          <m:ctrlPr>
+            <w:rPr>
+              <w:sz w:val="28"/>
+              <w:szCs w:val="28"/>
+            </w:rPr>
+          </m:ctrlPr>
+        </m:oMathPr>
         <m:r>
           <m:rPr>
             <m:sty m:val="p"/>
@@ -16055,6 +17046,14 @@
         <w:t xml:space="preserve">，</w:t>
       </w:r>
       <m:oMath>
+        <m:oMathPr>
+          <m:ctrlPr>
+            <w:rPr>
+              <w:sz w:val="28"/>
+              <w:szCs w:val="28"/>
+            </w:rPr>
+          </m:ctrlPr>
+        </m:oMathPr>
         <m:r>
           <m:rPr>
             <m:sty m:val="p"/>
@@ -16328,6 +17327,14 @@
         <w:t xml:space="preserve">方程：</w:t>
       </w:r>
       <m:oMath>
+        <m:oMathPr>
+          <m:ctrlPr>
+            <w:rPr>
+              <w:sz w:val="28"/>
+              <w:szCs w:val="28"/>
+            </w:rPr>
+          </m:ctrlPr>
+        </m:oMathPr>
         <m:f>
           <m:fPr>
             <m:type m:val="bar"/>
@@ -16458,6 +17465,12 @@
       <m:oMathPara>
         <m:oMathParaPr>
           <m:jc m:val="center"/>
+          <m:ctrlPr>
+            <w:rPr>
+              <w:sz w:val="28"/>
+              <w:szCs w:val="28"/>
+            </w:rPr>
+          </m:ctrlPr>
         </m:oMathParaPr>
         <m:oMath>
           <m:nary>
@@ -16592,6 +17605,12 @@
       <m:oMathPara>
         <m:oMathParaPr>
           <m:jc m:val="center"/>
+          <m:ctrlPr>
+            <w:rPr>
+              <w:sz w:val="28"/>
+              <w:szCs w:val="28"/>
+            </w:rPr>
+          </m:ctrlPr>
         </m:oMathParaPr>
         <m:oMath>
           <m:f>
@@ -16782,6 +17801,12 @@
       <m:oMathPara>
         <m:oMathParaPr>
           <m:jc m:val="center"/>
+          <m:ctrlPr>
+            <w:rPr>
+              <w:sz w:val="28"/>
+              <w:szCs w:val="28"/>
+            </w:rPr>
+          </m:ctrlPr>
         </m:oMathParaPr>
         <m:oMath>
           <m:f>
@@ -16920,6 +17945,12 @@
       <m:oMathPara>
         <m:oMathParaPr>
           <m:jc m:val="center"/>
+          <m:ctrlPr>
+            <w:rPr>
+              <w:sz w:val="28"/>
+              <w:szCs w:val="28"/>
+            </w:rPr>
+          </m:ctrlPr>
         </m:oMathParaPr>
         <m:oMath>
           <m:f>
@@ -17046,6 +18077,12 @@
       <m:oMathPara>
         <m:oMathParaPr>
           <m:jc m:val="center"/>
+          <m:ctrlPr>
+            <w:rPr>
+              <w:sz w:val="28"/>
+              <w:szCs w:val="28"/>
+            </w:rPr>
+          </m:ctrlPr>
         </m:oMathParaPr>
         <m:oMath>
           <m:f>
@@ -17133,6 +18170,12 @@
       <m:oMathPara>
         <m:oMathParaPr>
           <m:jc m:val="center"/>
+          <m:ctrlPr>
+            <w:rPr>
+              <w:sz w:val="28"/>
+              <w:szCs w:val="28"/>
+            </w:rPr>
+          </m:ctrlPr>
         </m:oMathParaPr>
         <m:oMath>
           <m:r>
@@ -17267,6 +18310,14 @@
         </w:numPr>
       </w:pPr>
       <m:oMath>
+        <m:oMathPr>
+          <m:ctrlPr>
+            <w:rPr>
+              <w:sz w:val="28"/>
+              <w:szCs w:val="28"/>
+            </w:rPr>
+          </m:ctrlPr>
+        </m:oMathPr>
         <m:r>
           <m:rPr>
             <m:sty m:val="p"/>
@@ -17429,6 +18480,12 @@
       <m:oMathPara>
         <m:oMathParaPr>
           <m:jc m:val="center"/>
+          <m:ctrlPr>
+            <w:rPr>
+              <w:sz w:val="28"/>
+              <w:szCs w:val="28"/>
+            </w:rPr>
+          </m:ctrlPr>
         </m:oMathParaPr>
         <m:oMath>
           <m:sSup>
@@ -17543,6 +18600,14 @@
         <w:t xml:space="preserve"> </w:t>
       </w:r>
       <m:oMath>
+        <m:oMathPr>
+          <m:ctrlPr>
+            <w:rPr>
+              <w:sz w:val="28"/>
+              <w:szCs w:val="28"/>
+            </w:rPr>
+          </m:ctrlPr>
+        </m:oMathPr>
         <m:r>
           <m:rPr>
             <m:sty m:val="p"/>
@@ -17656,6 +18721,14 @@
         <w:t xml:space="preserve"> </w:t>
       </w:r>
       <m:oMath>
+        <m:oMathPr>
+          <m:ctrlPr>
+            <w:rPr>
+              <w:sz w:val="28"/>
+              <w:szCs w:val="28"/>
+            </w:rPr>
+          </m:ctrlPr>
+        </m:oMathPr>
         <m:sSup>
           <m:e>
             <m:r>
@@ -17755,6 +18828,14 @@
         <w:t xml:space="preserve"> </w:t>
       </w:r>
       <m:oMath>
+        <m:oMathPr>
+          <m:ctrlPr>
+            <w:rPr>
+              <w:sz w:val="28"/>
+              <w:szCs w:val="28"/>
+            </w:rPr>
+          </m:ctrlPr>
+        </m:oMathPr>
         <m:r>
           <m:rPr>
             <m:sty m:val="p"/>
@@ -17811,6 +18892,14 @@
         <w:t xml:space="preserve"> </w:t>
       </w:r>
       <m:oMath>
+        <m:oMathPr>
+          <m:ctrlPr>
+            <w:rPr>
+              <w:sz w:val="28"/>
+              <w:szCs w:val="28"/>
+            </w:rPr>
+          </m:ctrlPr>
+        </m:oMathPr>
         <m:r>
           <m:rPr>
             <m:sty m:val="p"/>
@@ -17862,8 +18951,8 @@
         </w:pict>
       </w:r>
     </w:p>
-    <w:bookmarkEnd w:id="40"/>
-    <w:bookmarkStart w:id="41" w:name="例-2-vant-hoff-方程综合"/>
+    <w:bookmarkEnd w:id="46"/>
+    <w:bookmarkStart w:id="47" w:name="例-2-vant-hoff-方程综合"/>
     <w:p>
       <w:pPr>
         <w:pStyle w:val="Heading3"/>
@@ -17906,6 +18995,14 @@
         <w:t xml:space="preserve">：</w:t>
       </w:r>
       <m:oMath>
+        <m:oMathPr>
+          <m:ctrlPr>
+            <w:rPr>
+              <w:sz w:val="28"/>
+              <w:szCs w:val="28"/>
+            </w:rPr>
+          </m:ctrlPr>
+        </m:oMathPr>
         <m:r>
           <m:rPr>
             <m:sty m:val="p"/>
@@ -18079,6 +19176,14 @@
         <w:t xml:space="preserve"> </w:t>
       </w:r>
       <m:oMath>
+        <m:oMathPr>
+          <m:ctrlPr>
+            <w:rPr>
+              <w:sz w:val="28"/>
+              <w:szCs w:val="28"/>
+            </w:rPr>
+          </m:ctrlPr>
+        </m:oMathPr>
         <m:sSub>
           <m:e>
             <m:r>
@@ -18108,6 +19213,14 @@
         <w:t xml:space="preserve">，</w:t>
       </w:r>
       <m:oMath>
+        <m:oMathPr>
+          <m:ctrlPr>
+            <w:rPr>
+              <w:sz w:val="28"/>
+              <w:szCs w:val="28"/>
+            </w:rPr>
+          </m:ctrlPr>
+        </m:oMathPr>
         <m:r>
           <m:rPr>
             <m:sty m:val="p"/>
@@ -18412,6 +19525,12 @@
       <m:oMathPara>
         <m:oMathParaPr>
           <m:jc m:val="center"/>
+          <m:ctrlPr>
+            <w:rPr>
+              <w:sz w:val="28"/>
+              <w:szCs w:val="28"/>
+            </w:rPr>
+          </m:ctrlPr>
         </m:oMathParaPr>
         <m:oMath>
           <m:r>
@@ -18545,6 +19664,12 @@
       <m:oMathPara>
         <m:oMathParaPr>
           <m:jc m:val="center"/>
+          <m:ctrlPr>
+            <w:rPr>
+              <w:sz w:val="28"/>
+              <w:szCs w:val="28"/>
+            </w:rPr>
+          </m:ctrlPr>
         </m:oMathParaPr>
         <m:oMath>
           <m:r>
@@ -18671,6 +19796,12 @@
       <m:oMathPara>
         <m:oMathParaPr>
           <m:jc m:val="center"/>
+          <m:ctrlPr>
+            <w:rPr>
+              <w:sz w:val="28"/>
+              <w:szCs w:val="28"/>
+            </w:rPr>
+          </m:ctrlPr>
         </m:oMathParaPr>
         <m:oMath>
           <m:sSub>
@@ -18816,6 +19947,14 @@
         <w:t xml:space="preserve">平衡时各物质的量：</w:t>
       </w:r>
       <m:oMath>
+        <m:oMathPr>
+          <m:ctrlPr>
+            <w:rPr>
+              <w:sz w:val="28"/>
+              <w:szCs w:val="28"/>
+            </w:rPr>
+          </m:ctrlPr>
+        </m:oMathPr>
         <m:sSub>
           <m:e>
             <m:r>
@@ -18881,6 +20020,14 @@
         <w:t xml:space="preserve">，</w:t>
       </w:r>
       <m:oMath>
+        <m:oMathPr>
+          <m:ctrlPr>
+            <w:rPr>
+              <w:sz w:val="28"/>
+              <w:szCs w:val="28"/>
+            </w:rPr>
+          </m:ctrlPr>
+        </m:oMathPr>
         <m:sSub>
           <m:e>
             <m:r>
@@ -18937,6 +20084,14 @@
         <w:t xml:space="preserve">，</w:t>
       </w:r>
       <m:oMath>
+        <m:oMathPr>
+          <m:ctrlPr>
+            <w:rPr>
+              <w:sz w:val="28"/>
+              <w:szCs w:val="28"/>
+            </w:rPr>
+          </m:ctrlPr>
+        </m:oMathPr>
         <m:sSub>
           <m:e>
             <m:r>
@@ -19024,6 +20179,14 @@
         <w:t xml:space="preserve">各分压：</w:t>
       </w:r>
       <m:oMath>
+        <m:oMathPr>
+          <m:ctrlPr>
+            <w:rPr>
+              <w:sz w:val="28"/>
+              <w:szCs w:val="28"/>
+            </w:rPr>
+          </m:ctrlPr>
+        </m:oMathPr>
         <m:sSub>
           <m:e>
             <m:r>
@@ -19119,6 +20282,14 @@
         <w:t xml:space="preserve">，</w:t>
       </w:r>
       <m:oMath>
+        <m:oMathPr>
+          <m:ctrlPr>
+            <w:rPr>
+              <w:sz w:val="28"/>
+              <w:szCs w:val="28"/>
+            </w:rPr>
+          </m:ctrlPr>
+        </m:oMathPr>
         <m:sSub>
           <m:e>
             <m:r>
@@ -19205,6 +20376,14 @@
         <w:t xml:space="preserve">，</w:t>
       </w:r>
       <m:oMath>
+        <m:oMathPr>
+          <m:ctrlPr>
+            <w:rPr>
+              <w:sz w:val="28"/>
+              <w:szCs w:val="28"/>
+            </w:rPr>
+          </m:ctrlPr>
+        </m:oMathPr>
         <m:sSub>
           <m:e>
             <m:r>
@@ -19289,6 +20468,12 @@
       <m:oMathPara>
         <m:oMathParaPr>
           <m:jc m:val="center"/>
+          <m:ctrlPr>
+            <w:rPr>
+              <w:sz w:val="28"/>
+              <w:szCs w:val="28"/>
+            </w:rPr>
+          </m:ctrlPr>
         </m:oMathParaPr>
         <m:oMath>
           <m:sSub>
@@ -19692,6 +20877,12 @@
       <m:oMathPara>
         <m:oMathParaPr>
           <m:jc m:val="center"/>
+          <m:ctrlPr>
+            <w:rPr>
+              <w:sz w:val="28"/>
+              <w:szCs w:val="28"/>
+            </w:rPr>
+          </m:ctrlPr>
         </m:oMathParaPr>
         <m:oMath>
           <m:r>
@@ -19797,6 +20988,12 @@
       <m:oMathPara>
         <m:oMathParaPr>
           <m:jc m:val="center"/>
+          <m:ctrlPr>
+            <w:rPr>
+              <w:sz w:val="28"/>
+              <w:szCs w:val="28"/>
+            </w:rPr>
+          </m:ctrlPr>
         </m:oMathParaPr>
         <m:oMath>
           <m:sSup>
@@ -19884,6 +21081,14 @@
         <w:t xml:space="preserve"> </w:t>
       </w:r>
       <m:oMath>
+        <m:oMathPr>
+          <m:ctrlPr>
+            <w:rPr>
+              <w:sz w:val="28"/>
+              <w:szCs w:val="28"/>
+            </w:rPr>
+          </m:ctrlPr>
+        </m:oMathPr>
         <m:sSub>
           <m:e>
             <m:r>
@@ -19940,6 +21145,14 @@
         <w:t xml:space="preserve"> </w:t>
       </w:r>
       <m:oMath>
+        <m:oMathPr>
+          <m:ctrlPr>
+            <w:rPr>
+              <w:sz w:val="28"/>
+              <w:szCs w:val="28"/>
+            </w:rPr>
+          </m:ctrlPr>
+        </m:oMathPr>
         <m:r>
           <m:t>α</m:t>
         </m:r>
@@ -20064,8 +21277,8 @@
         </w:pict>
       </w:r>
     </w:p>
-    <w:bookmarkEnd w:id="41"/>
-    <w:bookmarkStart w:id="42" w:name="例-3-clausius-clapeyron-方程"/>
+    <w:bookmarkEnd w:id="47"/>
+    <w:bookmarkStart w:id="48" w:name="例-3-clausius-clapeyron-方程"/>
     <w:p>
       <w:pPr>
         <w:pStyle w:val="Heading3"/>
@@ -20138,6 +21351,14 @@
         <w:t xml:space="preserve"> </w:t>
       </w:r>
       <m:oMath>
+        <m:oMathPr>
+          <m:ctrlPr>
+            <w:rPr>
+              <w:sz w:val="28"/>
+              <w:szCs w:val="28"/>
+            </w:rPr>
+          </m:ctrlPr>
+        </m:oMathPr>
         <m:sSub>
           <m:e>
             <m:r>
@@ -20332,6 +21553,12 @@
       <m:oMathPara>
         <m:oMathParaPr>
           <m:jc m:val="center"/>
+          <m:ctrlPr>
+            <w:rPr>
+              <w:sz w:val="28"/>
+              <w:szCs w:val="28"/>
+            </w:rPr>
+          </m:ctrlPr>
         </m:oMathParaPr>
         <m:oMath>
           <m:r>
@@ -20465,6 +21692,12 @@
       <m:oMathPara>
         <m:oMathParaPr>
           <m:jc m:val="center"/>
+          <m:ctrlPr>
+            <w:rPr>
+              <w:sz w:val="28"/>
+              <w:szCs w:val="28"/>
+            </w:rPr>
+          </m:ctrlPr>
         </m:oMathParaPr>
         <m:oMath>
           <m:r>
@@ -20591,6 +21824,12 @@
       <m:oMathPara>
         <m:oMathParaPr>
           <m:jc m:val="center"/>
+          <m:ctrlPr>
+            <w:rPr>
+              <w:sz w:val="28"/>
+              <w:szCs w:val="28"/>
+            </w:rPr>
+          </m:ctrlPr>
         </m:oMathParaPr>
         <m:oMath>
           <m:f>
@@ -20660,6 +21899,12 @@
       <m:oMathPara>
         <m:oMathParaPr>
           <m:jc m:val="center"/>
+          <m:ctrlPr>
+            <w:rPr>
+              <w:sz w:val="28"/>
+              <w:szCs w:val="28"/>
+            </w:rPr>
+          </m:ctrlPr>
         </m:oMathParaPr>
         <m:oMath>
           <m:sSub>
@@ -20785,6 +22030,12 @@
       <m:oMathPara>
         <m:oMathParaPr>
           <m:jc m:val="center"/>
+          <m:ctrlPr>
+            <w:rPr>
+              <w:sz w:val="28"/>
+              <w:szCs w:val="28"/>
+            </w:rPr>
+          </m:ctrlPr>
         </m:oMathParaPr>
         <m:oMath>
           <m:r>
@@ -20909,6 +22160,12 @@
       <m:oMathPara>
         <m:oMathParaPr>
           <m:jc m:val="center"/>
+          <m:ctrlPr>
+            <w:rPr>
+              <w:sz w:val="28"/>
+              <w:szCs w:val="28"/>
+            </w:rPr>
+          </m:ctrlPr>
         </m:oMathParaPr>
         <m:oMath>
           <m:r>
@@ -20979,6 +22236,12 @@
       <m:oMathPara>
         <m:oMathParaPr>
           <m:jc m:val="center"/>
+          <m:ctrlPr>
+            <w:rPr>
+              <w:sz w:val="28"/>
+              <w:szCs w:val="28"/>
+            </w:rPr>
+          </m:ctrlPr>
         </m:oMathParaPr>
         <m:oMath>
           <m:f>
@@ -21069,6 +22332,12 @@
       <m:oMathPara>
         <m:oMathParaPr>
           <m:jc m:val="center"/>
+          <m:ctrlPr>
+            <w:rPr>
+              <w:sz w:val="28"/>
+              <w:szCs w:val="28"/>
+            </w:rPr>
+          </m:ctrlPr>
         </m:oMathParaPr>
         <m:oMath>
           <m:f>
@@ -21123,6 +22392,12 @@
       <m:oMathPara>
         <m:oMathParaPr>
           <m:jc m:val="center"/>
+          <m:ctrlPr>
+            <w:rPr>
+              <w:sz w:val="28"/>
+              <w:szCs w:val="28"/>
+            </w:rPr>
+          </m:ctrlPr>
         </m:oMathParaPr>
         <m:oMath>
           <m:r>
@@ -21171,6 +22446,14 @@
         <w:t xml:space="preserve"> </w:t>
       </w:r>
       <m:oMath>
+        <m:oMathPr>
+          <m:ctrlPr>
+            <w:rPr>
+              <w:sz w:val="28"/>
+              <w:szCs w:val="28"/>
+            </w:rPr>
+          </m:ctrlPr>
+        </m:oMathPr>
         <m:r>
           <m:t>p</m:t>
         </m:r>
@@ -21221,6 +22504,14 @@
         <w:t xml:space="preserve"> </w:t>
       </w:r>
       <m:oMath>
+        <m:oMathPr>
+          <m:ctrlPr>
+            <w:rPr>
+              <w:sz w:val="28"/>
+              <w:szCs w:val="28"/>
+            </w:rPr>
+          </m:ctrlPr>
+        </m:oMathPr>
         <m:sSub>
           <m:e>
             <m:r>
@@ -21298,8 +22589,8 @@
         </w:pict>
       </w:r>
     </w:p>
-    <w:bookmarkEnd w:id="42"/>
-    <w:bookmarkStart w:id="43" w:name="例-4-耦合反应的应用"/>
+    <w:bookmarkEnd w:id="48"/>
+    <w:bookmarkStart w:id="49" w:name="例-4-耦合反应的应用"/>
     <w:p>
       <w:pPr>
         <w:pStyle w:val="Heading3"/>
@@ -21369,6 +22660,14 @@
         <w:t xml:space="preserve"> </w:t>
       </w:r>
       <m:oMath>
+        <m:oMathPr>
+          <m:ctrlPr>
+            <w:rPr>
+              <w:sz w:val="28"/>
+              <w:szCs w:val="28"/>
+            </w:rPr>
+          </m:ctrlPr>
+        </m:oMathPr>
         <m:r>
           <m:rPr>
             <m:sty m:val="p"/>
@@ -21764,6 +23063,12 @@
       <m:oMathPara>
         <m:oMathParaPr>
           <m:jc m:val="center"/>
+          <m:ctrlPr>
+            <w:rPr>
+              <w:sz w:val="28"/>
+              <w:szCs w:val="28"/>
+            </w:rPr>
+          </m:ctrlPr>
         </m:oMathParaPr>
         <m:oMath>
           <m:r>
@@ -21978,6 +23283,12 @@
       <m:oMathPara>
         <m:oMathParaPr>
           <m:jc m:val="center"/>
+          <m:ctrlPr>
+            <w:rPr>
+              <w:sz w:val="28"/>
+              <w:szCs w:val="28"/>
+            </w:rPr>
+          </m:ctrlPr>
         </m:oMathParaPr>
         <m:oMath>
           <m:r>
@@ -22137,6 +23448,12 @@
       <m:oMathPara>
         <m:oMathParaPr>
           <m:jc m:val="center"/>
+          <m:ctrlPr>
+            <w:rPr>
+              <w:sz w:val="28"/>
+              <w:szCs w:val="28"/>
+            </w:rPr>
+          </m:ctrlPr>
         </m:oMathParaPr>
         <m:oMath>
           <m:sSup>
@@ -22286,6 +23603,14 @@
         <w:t xml:space="preserve"> </w:t>
       </w:r>
       <m:oMath>
+        <m:oMathPr>
+          <m:ctrlPr>
+            <w:rPr>
+              <w:sz w:val="28"/>
+              <w:szCs w:val="28"/>
+            </w:rPr>
+          </m:ctrlPr>
+        </m:oMathPr>
         <m:r>
           <m:rPr>
             <m:sty m:val="p"/>
@@ -22329,6 +23654,14 @@
         <w:t xml:space="preserve">（不能自发），但耦合碳的燃烧反应（</w:t>
       </w:r>
       <m:oMath>
+        <m:oMathPr>
+          <m:ctrlPr>
+            <w:rPr>
+              <w:sz w:val="28"/>
+              <w:szCs w:val="28"/>
+            </w:rPr>
+          </m:ctrlPr>
+        </m:oMathPr>
         <m:r>
           <m:rPr>
             <m:sty m:val="p"/>
@@ -22505,6 +23838,14 @@
         <w:t xml:space="preserve"> </w:t>
       </w:r>
       <m:oMath>
+        <m:oMathPr>
+          <m:ctrlPr>
+            <w:rPr>
+              <w:sz w:val="28"/>
+              <w:szCs w:val="28"/>
+            </w:rPr>
+          </m:ctrlPr>
+        </m:oMathPr>
         <m:r>
           <m:rPr>
             <m:sty m:val="p"/>
@@ -22615,6 +23956,14 @@
         <w:t xml:space="preserve">，</w:t>
       </w:r>
       <m:oMath>
+        <m:oMathPr>
+          <m:ctrlPr>
+            <w:rPr>
+              <w:sz w:val="28"/>
+              <w:szCs w:val="28"/>
+            </w:rPr>
+          </m:ctrlPr>
+        </m:oMathPr>
         <m:sSup>
           <m:e>
             <m:r>
@@ -22681,8 +24030,8 @@
         </w:pict>
       </w:r>
     </w:p>
-    <w:bookmarkEnd w:id="43"/>
-    <w:bookmarkStart w:id="44" w:name="例-5-化学势与相平衡综合"/>
+    <w:bookmarkEnd w:id="49"/>
+    <w:bookmarkStart w:id="50" w:name="例-5-化学势与相平衡综合"/>
     <w:p>
       <w:pPr>
         <w:pStyle w:val="Heading3"/>
@@ -22766,6 +24115,14 @@
         <w:t xml:space="preserve"> </w:t>
       </w:r>
       <m:oMath>
+        <m:oMathPr>
+          <m:ctrlPr>
+            <w:rPr>
+              <w:sz w:val="28"/>
+              <w:szCs w:val="28"/>
+            </w:rPr>
+          </m:ctrlPr>
+        </m:oMathPr>
         <m:r>
           <m:rPr>
             <m:sty m:val="p"/>
@@ -22857,6 +24214,14 @@
         <w:t xml:space="preserve">固体溶解过程：</w:t>
       </w:r>
       <m:oMath>
+        <m:oMathPr>
+          <m:ctrlPr>
+            <w:rPr>
+              <w:sz w:val="28"/>
+              <w:szCs w:val="28"/>
+            </w:rPr>
+          </m:ctrlPr>
+        </m:oMathPr>
         <m:r>
           <m:rPr>
             <m:sty m:val="p"/>
@@ -22928,6 +24293,14 @@
         <w:t xml:space="preserve"> </w:t>
       </w:r>
       <m:oMath>
+        <m:oMathPr>
+          <m:ctrlPr>
+            <w:rPr>
+              <w:sz w:val="28"/>
+              <w:szCs w:val="28"/>
+            </w:rPr>
+          </m:ctrlPr>
+        </m:oMathPr>
         <m:sSub>
           <m:e>
             <m:r>
@@ -23018,6 +24391,12 @@
       <m:oMathPara>
         <m:oMathParaPr>
           <m:jc m:val="center"/>
+          <m:ctrlPr>
+            <w:rPr>
+              <w:sz w:val="28"/>
+              <w:szCs w:val="28"/>
+            </w:rPr>
+          </m:ctrlPr>
         </m:oMathParaPr>
         <m:oMath>
           <m:sSubSup>
@@ -23157,6 +24536,12 @@
       <m:oMathPara>
         <m:oMathParaPr>
           <m:jc m:val="center"/>
+          <m:ctrlPr>
+            <w:rPr>
+              <w:sz w:val="28"/>
+              <w:szCs w:val="28"/>
+            </w:rPr>
+          </m:ctrlPr>
         </m:oMathParaPr>
         <m:oMath>
           <m:r>
@@ -23379,6 +24764,14 @@
         <w:t xml:space="preserve">方程：</w:t>
       </w:r>
       <m:oMath>
+        <m:oMathPr>
+          <m:ctrlPr>
+            <w:rPr>
+              <w:sz w:val="28"/>
+              <w:szCs w:val="28"/>
+            </w:rPr>
+          </m:ctrlPr>
+        </m:oMathPr>
         <m:f>
           <m:fPr>
             <m:type m:val="bar"/>
@@ -23486,6 +24879,14 @@
         <w:t xml:space="preserve">对于大多数固体，溶解过程吸热（</w:t>
       </w:r>
       <m:oMath>
+        <m:oMathPr>
+          <m:ctrlPr>
+            <w:rPr>
+              <w:sz w:val="28"/>
+              <w:szCs w:val="28"/>
+            </w:rPr>
+          </m:ctrlPr>
+        </m:oMathPr>
         <m:sSub>
           <m:e>
             <m:r>
@@ -23540,6 +24941,14 @@
         <w:t xml:space="preserve"> </w:t>
       </w:r>
       <m:oMath>
+        <m:oMathPr>
+          <m:ctrlPr>
+            <w:rPr>
+              <w:sz w:val="28"/>
+              <w:szCs w:val="28"/>
+            </w:rPr>
+          </m:ctrlPr>
+        </m:oMathPr>
         <m:f>
           <m:fPr>
             <m:type m:val="bar"/>
@@ -23609,6 +25018,14 @@
         <w:t xml:space="preserve"> </w:t>
       </w:r>
       <m:oMath>
+        <m:oMathPr>
+          <m:ctrlPr>
+            <w:rPr>
+              <w:sz w:val="28"/>
+              <w:szCs w:val="28"/>
+            </w:rPr>
+          </m:ctrlPr>
+        </m:oMathPr>
         <m:sSub>
           <m:e>
             <m:r>
@@ -23701,6 +25118,14 @@
         <w:t xml:space="preserve"> </w:t>
       </w:r>
       <m:oMath>
+        <m:oMathPr>
+          <m:ctrlPr>
+            <w:rPr>
+              <w:sz w:val="28"/>
+              <w:szCs w:val="28"/>
+            </w:rPr>
+          </m:ctrlPr>
+        </m:oMathPr>
         <m:r>
           <m:rPr>
             <m:sty m:val="p"/>
@@ -23783,9 +25208,9 @@
         </w:pict>
       </w:r>
     </w:p>
-    <w:bookmarkEnd w:id="44"/>
-    <w:bookmarkEnd w:id="45"/>
-    <w:bookmarkStart w:id="46" w:name="九常见误区"/>
+    <w:bookmarkEnd w:id="50"/>
+    <w:bookmarkEnd w:id="51"/>
+    <w:bookmarkStart w:id="52" w:name="九常见误区"/>
     <w:p>
       <w:pPr>
         <w:pStyle w:val="Heading2"/>
@@ -23826,6 +25251,14 @@
         <w:t xml:space="preserve">“</w:t>
       </w:r>
       <m:oMath>
+        <m:oMathPr>
+          <m:ctrlPr>
+            <w:rPr>
+              <w:sz w:val="28"/>
+              <w:szCs w:val="28"/>
+            </w:rPr>
+          </m:ctrlPr>
+        </m:oMathPr>
         <m:r>
           <m:rPr>
             <m:sty m:val="p"/>
@@ -23975,6 +25408,14 @@
         <w:t xml:space="preserve">视为常数时的简化形式。严格地说，</w:t>
       </w:r>
       <m:oMath>
+        <m:oMathPr>
+          <m:ctrlPr>
+            <w:rPr>
+              <w:sz w:val="28"/>
+              <w:szCs w:val="28"/>
+            </w:rPr>
+          </m:ctrlPr>
+        </m:oMathPr>
         <m:r>
           <m:rPr>
             <m:sty m:val="p"/>
@@ -24257,6 +25698,14 @@
         <w:t xml:space="preserve">自由能——</w:t>
       </w:r>
       <m:oMath>
+        <m:oMathPr>
+          <m:ctrlPr>
+            <w:rPr>
+              <w:sz w:val="28"/>
+              <w:szCs w:val="28"/>
+            </w:rPr>
+          </m:ctrlPr>
+        </m:oMathPr>
         <m:sSub>
           <m:e>
             <m:r>
@@ -24539,6 +25988,14 @@
         <w:t xml:space="preserve">（标准状态下的自由能变只取决于反应物和生成物的本性）。</w:t>
       </w:r>
       <m:oMath>
+        <m:oMathPr>
+          <m:ctrlPr>
+            <w:rPr>
+              <w:sz w:val="28"/>
+              <w:szCs w:val="28"/>
+            </w:rPr>
+          </m:ctrlPr>
+        </m:oMathPr>
         <m:r>
           <m:rPr>
             <m:sty m:val="p"/>
@@ -24636,6 +26093,14 @@
         <w:t xml:space="preserve"> </w:t>
       </w:r>
       <m:oMath>
+        <m:oMathPr>
+          <m:ctrlPr>
+            <w:rPr>
+              <w:sz w:val="28"/>
+              <w:szCs w:val="28"/>
+            </w:rPr>
+          </m:ctrlPr>
+        </m:oMathPr>
         <m:r>
           <m:rPr>
             <m:sty m:val="p"/>
@@ -24739,6 +26204,14 @@
         <w:t xml:space="preserve"> </w:t>
       </w:r>
       <m:oMath>
+        <m:oMathPr>
+          <m:ctrlPr>
+            <w:rPr>
+              <w:sz w:val="28"/>
+              <w:szCs w:val="28"/>
+            </w:rPr>
+          </m:ctrlPr>
+        </m:oMathPr>
         <m:r>
           <m:t>d</m:t>
         </m:r>
@@ -25119,8 +26592,8 @@
         </w:pict>
       </w:r>
     </w:p>
-    <w:bookmarkEnd w:id="46"/>
-    <w:bookmarkStart w:id="49" w:name="十方法总结"/>
+    <w:bookmarkEnd w:id="52"/>
+    <w:bookmarkStart w:id="55" w:name="十方法总结"/>
     <w:p>
       <w:pPr>
         <w:pStyle w:val="Heading2"/>
@@ -25132,7 +26605,7 @@
         <w:t xml:space="preserve">十、方法总结</w:t>
       </w:r>
     </w:p>
-    <w:bookmarkStart w:id="47" w:name="热力学综合推断流程"/>
+    <w:bookmarkStart w:id="53" w:name="热力学综合推断流程"/>
     <w:p>
       <w:pPr>
         <w:pStyle w:val="Heading3"/>
@@ -25151,6 +26624,12 @@
       <m:oMathPara>
         <m:oMathParaPr>
           <m:jc m:val="center"/>
+          <m:ctrlPr>
+            <w:rPr>
+              <w:sz w:val="28"/>
+              <w:szCs w:val="28"/>
+            </w:rPr>
+          </m:ctrlPr>
         </m:oMathParaPr>
         <m:oMath>
           <m:sSub>
@@ -25420,6 +26899,12 @@
       <m:oMathPara>
         <m:oMathParaPr>
           <m:jc m:val="center"/>
+          <m:ctrlPr>
+            <w:rPr>
+              <w:sz w:val="28"/>
+              <w:szCs w:val="28"/>
+            </w:rPr>
+          </m:ctrlPr>
         </m:oMathParaPr>
         <m:oMath>
           <m:r>
@@ -25565,6 +27050,12 @@
       <m:oMathPara>
         <m:oMathParaPr>
           <m:jc m:val="center"/>
+          <m:ctrlPr>
+            <w:rPr>
+              <w:sz w:val="28"/>
+              <w:szCs w:val="28"/>
+            </w:rPr>
+          </m:ctrlPr>
         </m:oMathParaPr>
         <m:oMath>
           <m:sSup>
@@ -25686,6 +27177,12 @@
       <m:oMathPara>
         <m:oMathParaPr>
           <m:jc m:val="center"/>
+          <m:ctrlPr>
+            <w:rPr>
+              <w:sz w:val="28"/>
+              <w:szCs w:val="28"/>
+            </w:rPr>
+          </m:ctrlPr>
         </m:oMathParaPr>
         <m:oMath>
           <m:r>
@@ -25748,8 +27245,8 @@
         </m:oMath>
       </m:oMathPara>
     </w:p>
-    <w:bookmarkEnd w:id="47"/>
-    <w:bookmarkStart w:id="48" w:name="三大方程的统一记忆"/>
+    <w:bookmarkEnd w:id="53"/>
+    <w:bookmarkStart w:id="54" w:name="三大方程的统一记忆"/>
     <w:p>
       <w:pPr>
         <w:pStyle w:val="Heading3"/>
@@ -25782,7 +27279,7 @@
           <w:p>
             <w:pPr>
               <w:pStyle w:val="Compact"/>
-              <w:jc w:val="left"/>
+              <w:jc w:val="center"/>
             </w:pPr>
             <w:r>
               <w:rPr>
@@ -25798,7 +27295,7 @@
           <w:p>
             <w:pPr>
               <w:pStyle w:val="Compact"/>
-              <w:jc w:val="left"/>
+              <w:jc w:val="center"/>
             </w:pPr>
             <w:r>
               <w:rPr>
@@ -25814,7 +27311,7 @@
           <w:p>
             <w:pPr>
               <w:pStyle w:val="Compact"/>
-              <w:jc w:val="left"/>
+              <w:jc w:val="center"/>
             </w:pPr>
             <w:r>
               <w:rPr>
@@ -25832,7 +27329,7 @@
           <w:p>
             <w:pPr>
               <w:pStyle w:val="Compact"/>
-              <w:jc w:val="left"/>
+              <w:jc w:val="center"/>
             </w:pPr>
             <w:r>
               <w:rPr>
@@ -25847,7 +27344,7 @@
           <w:p>
             <w:pPr>
               <w:pStyle w:val="Compact"/>
-              <w:jc w:val="left"/>
+              <w:jc w:val="center"/>
             </w:pPr>
             <m:oMath>
               <m:f>
@@ -25948,7 +27445,7 @@
           <w:p>
             <w:pPr>
               <w:pStyle w:val="Compact"/>
-              <w:jc w:val="left"/>
+              <w:jc w:val="center"/>
             </w:pPr>
             <w:r>
               <w:rPr>
@@ -25971,7 +27468,7 @@
           <w:p>
             <w:pPr>
               <w:pStyle w:val="Compact"/>
-              <w:jc w:val="left"/>
+              <w:jc w:val="center"/>
             </w:pPr>
             <w:r>
               <w:rPr>
@@ -25986,7 +27483,7 @@
           <w:p>
             <w:pPr>
               <w:pStyle w:val="Compact"/>
-              <w:jc w:val="left"/>
+              <w:jc w:val="center"/>
             </w:pPr>
             <m:oMath>
               <m:f>
@@ -26075,7 +27572,7 @@
           <w:p>
             <w:pPr>
               <w:pStyle w:val="Compact"/>
-              <w:jc w:val="left"/>
+              <w:jc w:val="center"/>
             </w:pPr>
             <w:r>
               <w:rPr>
@@ -26110,7 +27607,7 @@
           <w:p>
             <w:pPr>
               <w:pStyle w:val="Compact"/>
-              <w:jc w:val="left"/>
+              <w:jc w:val="center"/>
             </w:pPr>
             <w:r>
               <w:rPr>
@@ -26125,7 +27622,7 @@
           <w:p>
             <w:pPr>
               <w:pStyle w:val="Compact"/>
-              <w:jc w:val="left"/>
+              <w:jc w:val="center"/>
             </w:pPr>
             <m:oMath>
               <m:f>
@@ -26202,7 +27699,7 @@
           <w:p>
             <w:pPr>
               <w:pStyle w:val="Compact"/>
-              <w:jc w:val="left"/>
+              <w:jc w:val="center"/>
             </w:pPr>
             <w:r>
               <w:rPr>
@@ -26271,6 +27768,14 @@
         <w:t xml:space="preserve"> </w:t>
       </w:r>
       <m:oMath>
+        <m:oMathPr>
+          <m:ctrlPr>
+            <w:rPr>
+              <w:sz w:val="28"/>
+              <w:szCs w:val="28"/>
+            </w:rPr>
+          </m:ctrlPr>
+        </m:oMathPr>
         <m:r>
           <m:rPr>
             <m:sty m:val="p"/>
@@ -26364,9 +27869,9 @@
         </w:pict>
       </w:r>
     </w:p>
-    <w:bookmarkEnd w:id="48"/>
-    <w:bookmarkEnd w:id="49"/>
-    <w:bookmarkStart w:id="50" w:name="十一核心速查卡"/>
+    <w:bookmarkEnd w:id="54"/>
+    <w:bookmarkEnd w:id="55"/>
+    <w:bookmarkStart w:id="56" w:name="十一核心速查卡"/>
     <w:p>
       <w:pPr>
         <w:pStyle w:val="Heading2"/>
@@ -26399,7 +27904,7 @@
           <w:p>
             <w:pPr>
               <w:pStyle w:val="Compact"/>
-              <w:jc w:val="left"/>
+              <w:jc w:val="center"/>
             </w:pPr>
             <w:r>
               <w:rPr>
@@ -26415,7 +27920,7 @@
           <w:p>
             <w:pPr>
               <w:pStyle w:val="Compact"/>
-              <w:jc w:val="left"/>
+              <w:jc w:val="center"/>
             </w:pPr>
             <w:r>
               <w:rPr>
@@ -26431,7 +27936,7 @@
           <w:p>
             <w:pPr>
               <w:pStyle w:val="Compact"/>
-              <w:jc w:val="left"/>
+              <w:jc w:val="center"/>
             </w:pPr>
             <w:r>
               <w:rPr>
@@ -26449,7 +27954,7 @@
           <w:p>
             <w:pPr>
               <w:pStyle w:val="Compact"/>
-              <w:jc w:val="left"/>
+              <w:jc w:val="center"/>
             </w:pPr>
             <w:r>
               <w:rPr>
@@ -26464,7 +27969,7 @@
           <w:p>
             <w:pPr>
               <w:pStyle w:val="Compact"/>
-              <w:jc w:val="left"/>
+              <w:jc w:val="center"/>
             </w:pPr>
             <m:oMath>
               <m:r>
@@ -26511,7 +28016,7 @@
           <w:p>
             <w:pPr>
               <w:pStyle w:val="Compact"/>
-              <w:jc w:val="left"/>
+              <w:jc w:val="center"/>
             </w:pPr>
             <w:r>
               <w:rPr>
@@ -26528,7 +28033,7 @@
           <w:p>
             <w:pPr>
               <w:pStyle w:val="Compact"/>
-              <w:jc w:val="left"/>
+              <w:jc w:val="center"/>
             </w:pPr>
             <w:r>
               <w:rPr>
@@ -26549,7 +28054,7 @@
           <w:p>
             <w:pPr>
               <w:pStyle w:val="Compact"/>
-              <w:jc w:val="left"/>
+              <w:jc w:val="center"/>
             </w:pPr>
             <m:oMath>
               <m:r>
@@ -26660,7 +28165,7 @@
           <w:p>
             <w:pPr>
               <w:pStyle w:val="Compact"/>
-              <w:jc w:val="left"/>
+              <w:jc w:val="center"/>
             </w:pPr>
             <w:r>
               <w:rPr>
@@ -26677,7 +28182,7 @@
           <w:p>
             <w:pPr>
               <w:pStyle w:val="Compact"/>
-              <w:jc w:val="left"/>
+              <w:jc w:val="center"/>
             </w:pPr>
             <w:r>
               <w:rPr>
@@ -26698,7 +28203,7 @@
           <w:p>
             <w:pPr>
               <w:pStyle w:val="Compact"/>
-              <w:jc w:val="left"/>
+              <w:jc w:val="center"/>
             </w:pPr>
             <m:oMath>
               <m:sSub>
@@ -26831,7 +28336,7 @@
           <w:p>
             <w:pPr>
               <w:pStyle w:val="Compact"/>
-              <w:jc w:val="left"/>
+              <w:jc w:val="center"/>
             </w:pPr>
             <w:r>
               <w:rPr>
@@ -26848,7 +28353,7 @@
           <w:p>
             <w:pPr>
               <w:pStyle w:val="Compact"/>
-              <w:jc w:val="left"/>
+              <w:jc w:val="center"/>
             </w:pPr>
             <w:r>
               <w:rPr>
@@ -26869,7 +28374,7 @@
           <w:p>
             <w:pPr>
               <w:pStyle w:val="Compact"/>
-              <w:jc w:val="left"/>
+              <w:jc w:val="center"/>
             </w:pPr>
             <m:oMath>
               <m:sSub>
@@ -26983,7 +28488,7 @@
           <w:p>
             <w:pPr>
               <w:pStyle w:val="Compact"/>
-              <w:jc w:val="left"/>
+              <w:jc w:val="center"/>
             </w:pPr>
             <w:r>
               <w:rPr>
@@ -27046,7 +28551,7 @@
           <w:p>
             <w:pPr>
               <w:pStyle w:val="Compact"/>
-              <w:jc w:val="left"/>
+              <w:jc w:val="center"/>
             </w:pPr>
             <w:r>
               <w:rPr>
@@ -27061,7 +28566,7 @@
           <w:p>
             <w:pPr>
               <w:pStyle w:val="Compact"/>
-              <w:jc w:val="left"/>
+              <w:jc w:val="center"/>
             </w:pPr>
             <m:oMath>
               <m:sSub>
@@ -27153,7 +28658,7 @@
           <w:p>
             <w:pPr>
               <w:pStyle w:val="Compact"/>
-              <w:jc w:val="left"/>
+              <w:jc w:val="center"/>
             </w:pPr>
             <w:r>
               <w:rPr>
@@ -27170,7 +28675,7 @@
           <w:p>
             <w:pPr>
               <w:pStyle w:val="Compact"/>
-              <w:jc w:val="left"/>
+              <w:jc w:val="center"/>
             </w:pPr>
             <w:r>
               <w:rPr>
@@ -27196,7 +28701,7 @@
           <w:p>
             <w:pPr>
               <w:pStyle w:val="Compact"/>
-              <w:jc w:val="left"/>
+              <w:jc w:val="center"/>
             </w:pPr>
             <m:oMath>
               <m:r>
@@ -27285,7 +28790,7 @@
           <w:p>
             <w:pPr>
               <w:pStyle w:val="Compact"/>
-              <w:jc w:val="left"/>
+              <w:jc w:val="center"/>
             </w:pPr>
             <w:r>
               <w:rPr>
@@ -27302,7 +28807,7 @@
           <w:p>
             <w:pPr>
               <w:pStyle w:val="Compact"/>
-              <w:jc w:val="left"/>
+              <w:jc w:val="center"/>
             </w:pPr>
             <w:r>
               <w:rPr>
@@ -27323,7 +28828,7 @@
           <w:p>
             <w:pPr>
               <w:pStyle w:val="Compact"/>
-              <w:jc w:val="left"/>
+              <w:jc w:val="center"/>
             </w:pPr>
             <m:oMath>
               <m:r>
@@ -27391,7 +28896,7 @@
           <w:p>
             <w:pPr>
               <w:pStyle w:val="Compact"/>
-              <w:jc w:val="left"/>
+              <w:jc w:val="center"/>
             </w:pPr>
             <m:oMath>
               <m:r>
@@ -27428,7 +28933,7 @@
           <w:p>
             <w:pPr>
               <w:pStyle w:val="Compact"/>
-              <w:jc w:val="left"/>
+              <w:jc w:val="center"/>
             </w:pPr>
             <w:r>
               <w:rPr>
@@ -27449,7 +28954,7 @@
           <w:p>
             <w:pPr>
               <w:pStyle w:val="Compact"/>
-              <w:jc w:val="left"/>
+              <w:jc w:val="center"/>
             </w:pPr>
             <m:oMath>
               <m:r>
@@ -27532,7 +29037,7 @@
           <w:p>
             <w:pPr>
               <w:pStyle w:val="Compact"/>
-              <w:jc w:val="left"/>
+              <w:jc w:val="center"/>
             </w:pPr>
             <m:oMath>
               <m:r>
@@ -27621,7 +29126,7 @@
           <w:p>
             <w:pPr>
               <w:pStyle w:val="Compact"/>
-              <w:jc w:val="left"/>
+              <w:jc w:val="center"/>
             </w:pPr>
             <w:r>
               <w:rPr>
@@ -27642,7 +29147,7 @@
           <w:p>
             <w:pPr>
               <w:pStyle w:val="Compact"/>
-              <w:jc w:val="left"/>
+              <w:jc w:val="center"/>
             </w:pPr>
             <m:oMath>
               <m:r>
@@ -27815,7 +29320,7 @@
           <w:p>
             <w:pPr>
               <w:pStyle w:val="Compact"/>
-              <w:jc w:val="left"/>
+              <w:jc w:val="center"/>
             </w:pPr>
             <w:r>
               <w:rPr>
@@ -27843,7 +29348,7 @@
           <w:p>
             <w:pPr>
               <w:pStyle w:val="Compact"/>
-              <w:jc w:val="left"/>
+              <w:jc w:val="center"/>
             </w:pPr>
             <w:r>
               <w:rPr>
@@ -27864,7 +29369,7 @@
           <w:p>
             <w:pPr>
               <w:pStyle w:val="Compact"/>
-              <w:jc w:val="left"/>
+              <w:jc w:val="center"/>
             </w:pPr>
             <m:oMath>
               <m:r>
@@ -27938,7 +29443,7 @@
           <w:p>
             <w:pPr>
               <w:pStyle w:val="Compact"/>
-              <w:jc w:val="left"/>
+              <w:jc w:val="center"/>
             </w:pPr>
             <w:r>
               <w:rPr>
@@ -27955,7 +29460,7 @@
           <w:p>
             <w:pPr>
               <w:pStyle w:val="Compact"/>
-              <w:jc w:val="left"/>
+              <w:jc w:val="center"/>
             </w:pPr>
             <w:r>
               <w:rPr>
@@ -27970,7 +29475,7 @@
           <w:p>
             <w:pPr>
               <w:pStyle w:val="Compact"/>
-              <w:jc w:val="left"/>
+              <w:jc w:val="center"/>
             </w:pPr>
             <m:oMath>
               <m:r>
@@ -28131,7 +29636,7 @@
           <w:p>
             <w:pPr>
               <w:pStyle w:val="Compact"/>
-              <w:jc w:val="left"/>
+              <w:jc w:val="center"/>
             </w:pPr>
             <w:r>
               <w:rPr>
@@ -28148,7 +29653,7 @@
           <w:p>
             <w:pPr>
               <w:pStyle w:val="Compact"/>
-              <w:jc w:val="left"/>
+              <w:jc w:val="center"/>
             </w:pPr>
             <w:r>
               <w:rPr>
@@ -28163,7 +29668,7 @@
           <w:p>
             <w:pPr>
               <w:pStyle w:val="Compact"/>
-              <w:jc w:val="left"/>
+              <w:jc w:val="center"/>
             </w:pPr>
             <m:oMath>
               <m:r>
@@ -28263,7 +29768,7 @@
           <w:p>
             <w:pPr>
               <w:pStyle w:val="Compact"/>
-              <w:jc w:val="left"/>
+              <w:jc w:val="center"/>
             </w:pPr>
             <w:r>
               <w:rPr>
@@ -28312,7 +29817,7 @@
           <w:p>
             <w:pPr>
               <w:pStyle w:val="Compact"/>
-              <w:jc w:val="left"/>
+              <w:jc w:val="center"/>
             </w:pPr>
             <w:r>
               <w:rPr>
@@ -28327,7 +29832,7 @@
           <w:p>
             <w:pPr>
               <w:pStyle w:val="Compact"/>
-              <w:jc w:val="left"/>
+              <w:jc w:val="center"/>
             </w:pPr>
             <m:oMath>
               <m:r>
@@ -28397,7 +29902,7 @@
           <w:p>
             <w:pPr>
               <w:pStyle w:val="Compact"/>
-              <w:jc w:val="left"/>
+              <w:jc w:val="center"/>
             </w:pPr>
             <w:r>
               <w:rPr>
@@ -28414,7 +29919,7 @@
           <w:p>
             <w:pPr>
               <w:pStyle w:val="Compact"/>
-              <w:jc w:val="left"/>
+              <w:jc w:val="center"/>
             </w:pPr>
             <w:r>
               <w:rPr>
@@ -28429,7 +29934,7 @@
           <w:p>
             <w:pPr>
               <w:pStyle w:val="Compact"/>
-              <w:jc w:val="left"/>
+              <w:jc w:val="center"/>
             </w:pPr>
             <m:oMath>
               <m:r>
@@ -28510,7 +30015,7 @@
           <w:p>
             <w:pPr>
               <w:pStyle w:val="Compact"/>
-              <w:jc w:val="left"/>
+              <w:jc w:val="center"/>
             </w:pPr>
             <w:r>
               <w:rPr>
@@ -28551,7 +30056,7 @@
           <w:p>
             <w:pPr>
               <w:pStyle w:val="Compact"/>
-              <w:jc w:val="left"/>
+              <w:jc w:val="center"/>
             </w:pPr>
             <w:r>
               <w:rPr>
@@ -28572,7 +30077,7 @@
           <w:p>
             <w:pPr>
               <w:pStyle w:val="Compact"/>
-              <w:jc w:val="left"/>
+              <w:jc w:val="center"/>
             </w:pPr>
             <m:oMath>
               <m:r>
@@ -28613,7 +30118,7 @@
           <w:p>
             <w:pPr>
               <w:pStyle w:val="Compact"/>
-              <w:jc w:val="left"/>
+              <w:jc w:val="center"/>
             </w:pPr>
             <w:r>
               <w:rPr>
@@ -28630,7 +30135,7 @@
           <w:p>
             <w:pPr>
               <w:pStyle w:val="Compact"/>
-              <w:jc w:val="left"/>
+              <w:jc w:val="center"/>
             </w:pPr>
             <w:r>
               <w:rPr>
@@ -28651,7 +30156,7 @@
           <w:p>
             <w:pPr>
               <w:pStyle w:val="Compact"/>
-              <w:jc w:val="left"/>
+              <w:jc w:val="center"/>
             </w:pPr>
             <m:oMath>
               <m:r>
@@ -28770,7 +30275,7 @@
           <w:p>
             <w:pPr>
               <w:pStyle w:val="Compact"/>
-              <w:jc w:val="left"/>
+              <w:jc w:val="center"/>
             </w:pPr>
             <m:oMath>
               <m:r>
@@ -28806,8 +30311,8 @@
         </w:pict>
       </w:r>
     </w:p>
-    <w:bookmarkEnd w:id="50"/>
-    <w:bookmarkStart w:id="54" w:name="十二练习题"/>
+    <w:bookmarkEnd w:id="56"/>
+    <w:bookmarkStart w:id="60" w:name="十二练习题"/>
     <w:p>
       <w:pPr>
         <w:pStyle w:val="Heading2"/>
@@ -28819,7 +30324,7 @@
         <w:t xml:space="preserve">十二、练习题</w:t>
       </w:r>
     </w:p>
-    <w:bookmarkStart w:id="51" w:name="基础巩固"/>
+    <w:bookmarkStart w:id="57" w:name="基础巩固"/>
     <w:p>
       <w:pPr>
         <w:pStyle w:val="Heading3"/>
@@ -28859,6 +30364,14 @@
         <w:t xml:space="preserve"> </w:t>
       </w:r>
       <m:oMath>
+        <m:oMathPr>
+          <m:ctrlPr>
+            <w:rPr>
+              <w:sz w:val="28"/>
+              <w:szCs w:val="28"/>
+            </w:rPr>
+          </m:ctrlPr>
+        </m:oMathPr>
         <m:r>
           <m:t>d</m:t>
         </m:r>
@@ -28951,6 +30464,14 @@
         <w:t xml:space="preserve"> </w:t>
       </w:r>
       <m:oMath>
+        <m:oMathPr>
+          <m:ctrlPr>
+            <w:rPr>
+              <w:sz w:val="28"/>
+              <w:szCs w:val="28"/>
+            </w:rPr>
+          </m:ctrlPr>
+        </m:oMathPr>
         <m:sSub>
           <m:e>
             <m:d>
@@ -29095,6 +30616,14 @@
         <w:t xml:space="preserve"> </w:t>
       </w:r>
       <m:oMath>
+        <m:oMathPr>
+          <m:ctrlPr>
+            <w:rPr>
+              <w:sz w:val="28"/>
+              <w:szCs w:val="28"/>
+            </w:rPr>
+          </m:ctrlPr>
+        </m:oMathPr>
         <m:r>
           <m:rPr>
             <m:sty m:val="p"/>
@@ -29196,6 +30725,14 @@
         <w:t xml:space="preserve">，</w:t>
       </w:r>
       <m:oMath>
+        <m:oMathPr>
+          <m:ctrlPr>
+            <w:rPr>
+              <w:sz w:val="28"/>
+              <w:szCs w:val="28"/>
+            </w:rPr>
+          </m:ctrlPr>
+        </m:oMathPr>
         <m:r>
           <m:rPr>
             <m:sty m:val="p"/>
@@ -29391,8 +30928,8 @@
         <w:t xml:space="preserve">是多少？</w:t>
       </w:r>
     </w:p>
-    <w:bookmarkEnd w:id="51"/>
-    <w:bookmarkStart w:id="52" w:name="提高训练"/>
+    <w:bookmarkEnd w:id="57"/>
+    <w:bookmarkStart w:id="58" w:name="提高训练"/>
     <w:p>
       <w:pPr>
         <w:pStyle w:val="Heading3"/>
@@ -29439,6 +30976,14 @@
         <w:t xml:space="preserve"> </w:t>
       </w:r>
       <m:oMath>
+        <m:oMathPr>
+          <m:ctrlPr>
+            <w:rPr>
+              <w:sz w:val="28"/>
+              <w:szCs w:val="28"/>
+            </w:rPr>
+          </m:ctrlPr>
+        </m:oMathPr>
         <m:r>
           <m:rPr>
             <m:sty m:val="p"/>
@@ -29606,6 +31151,14 @@
         <w:t xml:space="preserve"> </w:t>
       </w:r>
       <m:oMath>
+        <m:oMathPr>
+          <m:ctrlPr>
+            <w:rPr>
+              <w:sz w:val="28"/>
+              <w:szCs w:val="28"/>
+            </w:rPr>
+          </m:ctrlPr>
+        </m:oMathPr>
         <m:sSub>
           <m:e>
             <m:r>
@@ -29653,6 +31206,14 @@
         <w:t xml:space="preserve">，</w:t>
       </w:r>
       <m:oMath>
+        <m:oMathPr>
+          <m:ctrlPr>
+            <w:rPr>
+              <w:sz w:val="28"/>
+              <w:szCs w:val="28"/>
+            </w:rPr>
+          </m:ctrlPr>
+        </m:oMathPr>
         <m:r>
           <m:rPr>
             <m:sty m:val="p"/>
@@ -29921,6 +31482,14 @@
         <w:t xml:space="preserve"> </w:t>
       </w:r>
       <m:oMath>
+        <m:oMathPr>
+          <m:ctrlPr>
+            <w:rPr>
+              <w:sz w:val="28"/>
+              <w:szCs w:val="28"/>
+            </w:rPr>
+          </m:ctrlPr>
+        </m:oMathPr>
         <m:sSub>
           <m:e>
             <m:r>
@@ -30063,6 +31632,14 @@
         <w:t xml:space="preserve"> </w:t>
       </w:r>
       <m:oMath>
+        <m:oMathPr>
+          <m:ctrlPr>
+            <w:rPr>
+              <w:sz w:val="28"/>
+              <w:szCs w:val="28"/>
+            </w:rPr>
+          </m:ctrlPr>
+        </m:oMathPr>
         <m:r>
           <m:rPr>
             <m:sty m:val="p"/>
@@ -30143,6 +31720,14 @@
         <w:t xml:space="preserve"> </w:t>
       </w:r>
       <m:oMath>
+        <m:oMathPr>
+          <m:ctrlPr>
+            <w:rPr>
+              <w:sz w:val="28"/>
+              <w:szCs w:val="28"/>
+            </w:rPr>
+          </m:ctrlPr>
+        </m:oMathPr>
         <m:r>
           <m:rPr>
             <m:sty m:val="p"/>
@@ -30202,8 +31787,8 @@
         <w:t xml:space="preserve">的平均离子活度系数。</w:t>
       </w:r>
     </w:p>
-    <w:bookmarkEnd w:id="52"/>
-    <w:bookmarkStart w:id="53" w:name="挑战题"/>
+    <w:bookmarkEnd w:id="58"/>
+    <w:bookmarkStart w:id="59" w:name="挑战题"/>
     <w:p>
       <w:pPr>
         <w:pStyle w:val="Heading3"/>
@@ -30268,6 +31853,14 @@
         <w:t xml:space="preserve"> </w:t>
       </w:r>
       <m:oMath>
+        <m:oMathPr>
+          <m:ctrlPr>
+            <w:rPr>
+              <w:sz w:val="28"/>
+              <w:szCs w:val="28"/>
+            </w:rPr>
+          </m:ctrlPr>
+        </m:oMathPr>
         <m:r>
           <m:rPr>
             <m:sty m:val="p"/>
@@ -30531,6 +32124,14 @@
         <w:t xml:space="preserve">：</w:t>
       </w:r>
       <m:oMath>
+        <m:oMathPr>
+          <m:ctrlPr>
+            <w:rPr>
+              <w:sz w:val="28"/>
+              <w:szCs w:val="28"/>
+            </w:rPr>
+          </m:ctrlPr>
+        </m:oMathPr>
         <m:r>
           <m:rPr>
             <m:sty m:val="p"/>
@@ -30862,6 +32463,14 @@
         <w:t xml:space="preserve">求标准状态下（</w:t>
       </w:r>
       <m:oMath>
+        <m:oMathPr>
+          <m:ctrlPr>
+            <w:rPr>
+              <w:sz w:val="28"/>
+              <w:szCs w:val="28"/>
+            </w:rPr>
+          </m:ctrlPr>
+        </m:oMathPr>
         <m:sSub>
           <m:e>
             <m:r>
@@ -31116,9 +32725,9 @@
         </w:pict>
       </w:r>
     </w:p>
-    <w:bookmarkEnd w:id="53"/>
-    <w:bookmarkEnd w:id="54"/>
-    <w:bookmarkStart w:id="55" w:name="十三参考答案与提示"/>
+    <w:bookmarkEnd w:id="59"/>
+    <w:bookmarkEnd w:id="60"/>
+    <w:bookmarkStart w:id="61" w:name="十三参考答案与提示"/>
     <w:p>
       <w:pPr>
         <w:pStyle w:val="Heading2"/>
@@ -31148,6 +32757,14 @@
         <w:t xml:space="preserve">：</w:t>
       </w:r>
       <m:oMath>
+        <m:oMathPr>
+          <m:ctrlPr>
+            <w:rPr>
+              <w:sz w:val="28"/>
+              <w:szCs w:val="28"/>
+            </w:rPr>
+          </m:ctrlPr>
+        </m:oMathPr>
         <m:r>
           <m:t>H</m:t>
         </m:r>
@@ -31183,6 +32800,14 @@
         <w:t xml:space="preserve"> </w:t>
       </w:r>
       <m:oMath>
+        <m:oMathPr>
+          <m:ctrlPr>
+            <w:rPr>
+              <w:sz w:val="28"/>
+              <w:szCs w:val="28"/>
+            </w:rPr>
+          </m:ctrlPr>
+        </m:oMathPr>
         <m:r>
           <m:t>d</m:t>
         </m:r>
@@ -31329,6 +32954,14 @@
         <w:br/>
       </w:r>
       <m:oMath>
+        <m:oMathPr>
+          <m:ctrlPr>
+            <w:rPr>
+              <w:sz w:val="28"/>
+              <w:szCs w:val="28"/>
+            </w:rPr>
+          </m:ctrlPr>
+        </m:oMathPr>
         <m:r>
           <m:t>A</m:t>
         </m:r>
@@ -31364,6 +32997,14 @@
         <w:t xml:space="preserve"> </w:t>
       </w:r>
       <m:oMath>
+        <m:oMathPr>
+          <m:ctrlPr>
+            <w:rPr>
+              <w:sz w:val="28"/>
+              <w:szCs w:val="28"/>
+            </w:rPr>
+          </m:ctrlPr>
+        </m:oMathPr>
         <m:r>
           <m:t>d</m:t>
         </m:r>
@@ -31516,6 +33157,14 @@
         <w:br/>
       </w:r>
       <m:oMath>
+        <m:oMathPr>
+          <m:ctrlPr>
+            <w:rPr>
+              <w:sz w:val="28"/>
+              <w:szCs w:val="28"/>
+            </w:rPr>
+          </m:ctrlPr>
+        </m:oMathPr>
         <m:r>
           <m:t>G</m:t>
         </m:r>
@@ -31551,6 +33200,14 @@
         <w:t xml:space="preserve"> </w:t>
       </w:r>
       <m:oMath>
+        <m:oMathPr>
+          <m:ctrlPr>
+            <w:rPr>
+              <w:sz w:val="28"/>
+              <w:szCs w:val="28"/>
+            </w:rPr>
+          </m:ctrlPr>
+        </m:oMathPr>
         <m:r>
           <m:t>d</m:t>
         </m:r>
@@ -31714,6 +33371,14 @@
         <w:t xml:space="preserve"> </w:t>
       </w:r>
       <m:oMath>
+        <m:oMathPr>
+          <m:ctrlPr>
+            <w:rPr>
+              <w:sz w:val="28"/>
+              <w:szCs w:val="28"/>
+            </w:rPr>
+          </m:ctrlPr>
+        </m:oMathPr>
         <m:r>
           <m:t>d</m:t>
         </m:r>
@@ -31767,6 +33432,14 @@
         <w:t xml:space="preserve">应用全微分条件：</w:t>
       </w:r>
       <m:oMath>
+        <m:oMathPr>
+          <m:ctrlPr>
+            <w:rPr>
+              <w:sz w:val="28"/>
+              <w:szCs w:val="28"/>
+            </w:rPr>
+          </m:ctrlPr>
+        </m:oMathPr>
         <m:f>
           <m:fPr>
             <m:type m:val="bar"/>
@@ -31923,6 +33596,14 @@
         <w:pStyle w:val="BodyText"/>
       </w:pPr>
       <m:oMath>
+        <m:oMathPr>
+          <m:ctrlPr>
+            <w:rPr>
+              <w:sz w:val="28"/>
+              <w:szCs w:val="28"/>
+            </w:rPr>
+          </m:ctrlPr>
+        </m:oMathPr>
         <m:sSub>
           <m:e>
             <m:d>
@@ -31992,6 +33673,14 @@
         <w:t xml:space="preserve">，</w:t>
       </w:r>
       <m:oMath>
+        <m:oMathPr>
+          <m:ctrlPr>
+            <w:rPr>
+              <w:sz w:val="28"/>
+              <w:szCs w:val="28"/>
+            </w:rPr>
+          </m:ctrlPr>
+        </m:oMathPr>
         <m:sSub>
           <m:e>
             <m:d>
@@ -32072,6 +33761,14 @@
         <w:t xml:space="preserve"> </w:t>
       </w:r>
       <m:oMath>
+        <m:oMathPr>
+          <m:ctrlPr>
+            <w:rPr>
+              <w:sz w:val="28"/>
+              <w:szCs w:val="28"/>
+            </w:rPr>
+          </m:ctrlPr>
+        </m:oMathPr>
         <m:sSub>
           <m:e>
             <m:d>
@@ -32217,6 +33914,14 @@
         <w:t xml:space="preserve"> </w:t>
       </w:r>
       <m:oMath>
+        <m:oMathPr>
+          <m:ctrlPr>
+            <w:rPr>
+              <w:sz w:val="28"/>
+              <w:szCs w:val="28"/>
+            </w:rPr>
+          </m:ctrlPr>
+        </m:oMathPr>
         <m:r>
           <m:rPr>
             <m:sty m:val="p"/>
@@ -32338,6 +34043,14 @@
         <w:t xml:space="preserve"> </w:t>
       </w:r>
       <m:oMath>
+        <m:oMathPr>
+          <m:ctrlPr>
+            <w:rPr>
+              <w:sz w:val="28"/>
+              <w:szCs w:val="28"/>
+            </w:rPr>
+          </m:ctrlPr>
+        </m:oMathPr>
         <m:sSub>
           <m:e>
             <m:d>
@@ -32459,6 +34172,14 @@
         <w:t xml:space="preserve">：</w:t>
       </w:r>
       <m:oMath>
+        <m:oMathPr>
+          <m:ctrlPr>
+            <w:rPr>
+              <w:sz w:val="28"/>
+              <w:szCs w:val="28"/>
+            </w:rPr>
+          </m:ctrlPr>
+        </m:oMathPr>
         <m:f>
           <m:fPr>
             <m:type m:val="bar"/>
@@ -32647,6 +34368,14 @@
         <w:pStyle w:val="BodyText"/>
       </w:pPr>
       <m:oMath>
+        <m:oMathPr>
+          <m:ctrlPr>
+            <w:rPr>
+              <w:sz w:val="28"/>
+              <w:szCs w:val="28"/>
+            </w:rPr>
+          </m:ctrlPr>
+        </m:oMathPr>
         <m:f>
           <m:fPr>
             <m:type m:val="bar"/>
@@ -32844,6 +34573,14 @@
         <w:pStyle w:val="BodyText"/>
       </w:pPr>
       <m:oMath>
+        <m:oMathPr>
+          <m:ctrlPr>
+            <w:rPr>
+              <w:sz w:val="28"/>
+              <w:szCs w:val="28"/>
+            </w:rPr>
+          </m:ctrlPr>
+        </m:oMathPr>
         <m:f>
           <m:fPr>
             <m:type m:val="bar"/>
@@ -32977,6 +34714,14 @@
         <w:pStyle w:val="BodyText"/>
       </w:pPr>
       <m:oMath>
+        <m:oMathPr>
+          <m:ctrlPr>
+            <w:rPr>
+              <w:sz w:val="28"/>
+              <w:szCs w:val="28"/>
+            </w:rPr>
+          </m:ctrlPr>
+        </m:oMathPr>
         <m:f>
           <m:fPr>
             <m:type m:val="bar"/>
@@ -33048,6 +34793,14 @@
         <w:t xml:space="preserve">，</w:t>
       </w:r>
       <m:oMath>
+        <m:oMathPr>
+          <m:ctrlPr>
+            <w:rPr>
+              <w:sz w:val="28"/>
+              <w:szCs w:val="28"/>
+            </w:rPr>
+          </m:ctrlPr>
+        </m:oMathPr>
         <m:r>
           <m:rPr>
             <m:sty m:val="p"/>
@@ -33228,6 +34981,14 @@
         <w:t xml:space="preserve">，</w:t>
       </w:r>
       <m:oMath>
+        <m:oMathPr>
+          <m:ctrlPr>
+            <w:rPr>
+              <w:sz w:val="28"/>
+              <w:szCs w:val="28"/>
+            </w:rPr>
+          </m:ctrlPr>
+        </m:oMathPr>
         <m:r>
           <m:t>F</m:t>
         </m:r>
@@ -33342,6 +35103,14 @@
         <w:t xml:space="preserve">，</w:t>
       </w:r>
       <m:oMath>
+        <m:oMathPr>
+          <m:ctrlPr>
+            <w:rPr>
+              <w:sz w:val="28"/>
+              <w:szCs w:val="28"/>
+            </w:rPr>
+          </m:ctrlPr>
+        </m:oMathPr>
         <m:r>
           <m:t>F</m:t>
         </m:r>
@@ -33410,6 +35179,14 @@
         <w:t xml:space="preserve"> </w:t>
       </w:r>
       <m:oMath>
+        <m:oMathPr>
+          <m:ctrlPr>
+            <w:rPr>
+              <w:sz w:val="28"/>
+              <w:szCs w:val="28"/>
+            </w:rPr>
+          </m:ctrlPr>
+        </m:oMathPr>
         <m:r>
           <m:rPr>
             <m:sty m:val="p"/>
@@ -33623,6 +35400,14 @@
         <w:br/>
       </w:r>
       <m:oMath>
+        <m:oMathPr>
+          <m:ctrlPr>
+            <w:rPr>
+              <w:sz w:val="28"/>
+              <w:szCs w:val="28"/>
+            </w:rPr>
+          </m:ctrlPr>
+        </m:oMathPr>
         <m:sSub>
           <m:e>
             <m:r>
@@ -33718,6 +35503,14 @@
         <w:t xml:space="preserve">，</w:t>
       </w:r>
       <m:oMath>
+        <m:oMathPr>
+          <m:ctrlPr>
+            <w:rPr>
+              <w:sz w:val="28"/>
+              <w:szCs w:val="28"/>
+            </w:rPr>
+          </m:ctrlPr>
+        </m:oMathPr>
         <m:sSub>
           <m:e>
             <m:r>
@@ -33869,6 +35662,14 @@
         <w:t xml:space="preserve">：</w:t>
       </w:r>
       <m:oMath>
+        <m:oMathPr>
+          <m:ctrlPr>
+            <w:rPr>
+              <w:sz w:val="28"/>
+              <w:szCs w:val="28"/>
+            </w:rPr>
+          </m:ctrlPr>
+        </m:oMathPr>
         <m:r>
           <m:rPr>
             <m:sty m:val="p"/>
@@ -34025,6 +35826,14 @@
         <w:br/>
       </w:r>
       <m:oMath>
+        <m:oMathPr>
+          <m:ctrlPr>
+            <w:rPr>
+              <w:sz w:val="28"/>
+              <w:szCs w:val="28"/>
+            </w:rPr>
+          </m:ctrlPr>
+        </m:oMathPr>
         <m:r>
           <m:t>p</m:t>
         </m:r>
@@ -34078,6 +35887,14 @@
         <w:t xml:space="preserve">，</w:t>
       </w:r>
       <m:oMath>
+        <m:oMathPr>
+          <m:ctrlPr>
+            <w:rPr>
+              <w:sz w:val="28"/>
+              <w:szCs w:val="28"/>
+            </w:rPr>
+          </m:ctrlPr>
+        </m:oMathPr>
         <m:r>
           <m:t>p</m:t>
         </m:r>
@@ -34116,6 +35933,14 @@
         <w:t xml:space="preserve">：</w:t>
       </w:r>
       <m:oMath>
+        <m:oMathPr>
+          <m:ctrlPr>
+            <w:rPr>
+              <w:sz w:val="28"/>
+              <w:szCs w:val="28"/>
+            </w:rPr>
+          </m:ctrlPr>
+        </m:oMathPr>
         <m:r>
           <m:rPr>
             <m:sty m:val="p"/>
@@ -34252,6 +36077,14 @@
         <w:t xml:space="preserve">，</w:t>
       </w:r>
       <m:oMath>
+        <m:oMathPr>
+          <m:ctrlPr>
+            <w:rPr>
+              <w:sz w:val="28"/>
+              <w:szCs w:val="28"/>
+            </w:rPr>
+          </m:ctrlPr>
+        </m:oMathPr>
         <m:sSub>
           <m:e>
             <m:r>
@@ -34305,6 +36138,14 @@
         <w:t xml:space="preserve">M，</w:t>
       </w:r>
       <m:oMath>
+        <m:oMathPr>
+          <m:ctrlPr>
+            <w:rPr>
+              <w:sz w:val="28"/>
+              <w:szCs w:val="28"/>
+            </w:rPr>
+          </m:ctrlPr>
+        </m:oMathPr>
         <m:sSub>
           <m:e>
             <m:r>
@@ -34372,6 +36213,14 @@
         <w:br/>
       </w:r>
       <m:oMath>
+        <m:oMathPr>
+          <m:ctrlPr>
+            <w:rPr>
+              <w:sz w:val="28"/>
+              <w:szCs w:val="28"/>
+            </w:rPr>
+          </m:ctrlPr>
+        </m:oMathPr>
         <m:r>
           <m:t>I</m:t>
         </m:r>
@@ -34539,6 +36388,14 @@
         <w:br/>
       </w:r>
       <m:oMath>
+        <m:oMathPr>
+          <m:ctrlPr>
+            <w:rPr>
+              <w:sz w:val="28"/>
+              <w:szCs w:val="28"/>
+            </w:rPr>
+          </m:ctrlPr>
+        </m:oMathPr>
         <m:r>
           <m:rPr>
             <m:sty m:val="p"/>
@@ -34693,6 +36550,14 @@
         <w:br/>
       </w:r>
       <m:oMath>
+        <m:oMathPr>
+          <m:ctrlPr>
+            <w:rPr>
+              <w:sz w:val="28"/>
+              <w:szCs w:val="28"/>
+            </w:rPr>
+          </m:ctrlPr>
+        </m:oMathPr>
         <m:sSub>
           <m:e>
             <m:r>
@@ -34800,6 +36665,14 @@
         <w:t xml:space="preserve">2：</w:t>
       </w:r>
       <m:oMath>
+        <m:oMathPr>
+          <m:ctrlPr>
+            <w:rPr>
+              <w:sz w:val="28"/>
+              <w:szCs w:val="28"/>
+            </w:rPr>
+          </m:ctrlPr>
+        </m:oMathPr>
         <m:r>
           <m:rPr>
             <m:sty m:val="p"/>
@@ -34937,6 +36810,14 @@
         <w:br/>
       </w:r>
       <m:oMath>
+        <m:oMathPr>
+          <m:ctrlPr>
+            <w:rPr>
+              <w:sz w:val="28"/>
+              <w:szCs w:val="28"/>
+            </w:rPr>
+          </m:ctrlPr>
+        </m:oMathPr>
         <m:sSup>
           <m:e>
             <m:r>
@@ -35312,6 +37193,14 @@
         <w:t xml:space="preserve"> </w:t>
       </w:r>
       <m:oMath>
+        <m:oMathPr>
+          <m:ctrlPr>
+            <w:rPr>
+              <w:sz w:val="28"/>
+              <w:szCs w:val="28"/>
+            </w:rPr>
+          </m:ctrlPr>
+        </m:oMathPr>
         <m:r>
           <m:rPr>
             <m:sty m:val="p"/>
@@ -35494,6 +37383,14 @@
         <w:br/>
       </w:r>
       <m:oMath>
+        <m:oMathPr>
+          <m:ctrlPr>
+            <w:rPr>
+              <w:sz w:val="28"/>
+              <w:szCs w:val="28"/>
+            </w:rPr>
+          </m:ctrlPr>
+        </m:oMathPr>
         <m:r>
           <m:rPr>
             <m:sty m:val="p"/>
@@ -35658,6 +37555,14 @@
         <w:br/>
       </w:r>
       <m:oMath>
+        <m:oMathPr>
+          <m:ctrlPr>
+            <w:rPr>
+              <w:sz w:val="28"/>
+              <w:szCs w:val="28"/>
+            </w:rPr>
+          </m:ctrlPr>
+        </m:oMathPr>
         <m:r>
           <m:rPr>
             <m:sty m:val="p"/>
@@ -35798,6 +37703,14 @@
         <w:t xml:space="preserve"> </w:t>
       </w:r>
       <m:oMath>
+        <m:oMathPr>
+          <m:ctrlPr>
+            <w:rPr>
+              <w:sz w:val="28"/>
+              <w:szCs w:val="28"/>
+            </w:rPr>
+          </m:ctrlPr>
+        </m:oMathPr>
         <m:r>
           <m:rPr>
             <m:sty m:val="p"/>
@@ -35851,6 +37764,14 @@
         <w:t xml:space="preserve">：</w:t>
       </w:r>
       <m:oMath>
+        <m:oMathPr>
+          <m:ctrlPr>
+            <w:rPr>
+              <w:sz w:val="28"/>
+              <w:szCs w:val="28"/>
+            </w:rPr>
+          </m:ctrlPr>
+        </m:oMathPr>
         <m:r>
           <m:t>T</m:t>
         </m:r>
@@ -36000,6 +37921,14 @@
         <w:t xml:space="preserve"> </w:t>
       </w:r>
       <m:oMath>
+        <m:oMathPr>
+          <m:ctrlPr>
+            <w:rPr>
+              <w:sz w:val="28"/>
+              <w:szCs w:val="28"/>
+            </w:rPr>
+          </m:ctrlPr>
+        </m:oMathPr>
         <m:r>
           <m:rPr>
             <m:sty m:val="p"/>
@@ -36155,6 +38084,14 @@
         <w:br/>
       </w:r>
       <m:oMath>
+        <m:oMathPr>
+          <m:ctrlPr>
+            <w:rPr>
+              <w:sz w:val="28"/>
+              <w:szCs w:val="28"/>
+            </w:rPr>
+          </m:ctrlPr>
+        </m:oMathPr>
         <m:r>
           <m:rPr>
             <m:sty m:val="p"/>
@@ -36398,8 +38335,8 @@
         </w:pict>
       </w:r>
     </w:p>
-    <w:bookmarkEnd w:id="55"/>
-    <w:bookmarkStart w:id="56" w:name="十四延伸阅读"/>
+    <w:bookmarkEnd w:id="61"/>
+    <w:bookmarkStart w:id="62" w:name="十四延伸阅读"/>
     <w:p>
       <w:pPr>
         <w:pStyle w:val="Heading2"/>
@@ -36777,8 +38714,8 @@
         <w:t xml:space="preserve">离子氛模型完整推导、不展开逸度系数的实验测定。</w:t>
       </w:r>
     </w:p>
-    <w:bookmarkEnd w:id="56"/>
-    <w:bookmarkEnd w:id="57"/>
+    <w:bookmarkEnd w:id="62"/>
+    <w:bookmarkEnd w:id="63"/>
     <w:sectPr>
       <w:footerReference w:type="default" r:id="rId9"/>
       <w:footnotePr>

--- a/06-学生侧材料/讲义/2026-06-23-热力学与平衡深化.docx
+++ b/06-学生侧材料/讲义/2026-06-23-热力学与平衡深化.docx
@@ -2716,8 +2716,15 @@
     </w:tbl>
     <w:p>
       <w:pPr>
-        <w:pStyle w:val="BlockText"/>
+        <w:pStyle w:val="BodyText"/>
       </w:pPr>
+      <w:r>
+        <w:rPr>
+          <w:b/>
+          <w:bCs/>
+        </w:rPr>
+        <w:t xml:space="preserve">💡 </w:t>
+      </w:r>
       <w:r>
         <w:rPr>
           <w:rFonts w:hint="eastAsia" w:eastAsia="SimSun" w:ascii="Times New Roman" w:hAnsi="Times New Roman"/>
@@ -7162,8 +7169,15 @@
     </w:p>
     <w:p>
       <w:pPr>
-        <w:pStyle w:val="BlockText"/>
+        <w:pStyle w:val="FirstParagraph"/>
       </w:pPr>
+      <w:r>
+        <w:rPr>
+          <w:b/>
+          <w:bCs/>
+        </w:rPr>
+        <w:t xml:space="preserve">💡 </w:t>
+      </w:r>
       <w:r>
         <w:rPr>
           <w:rFonts w:hint="eastAsia" w:eastAsia="SimSun" w:ascii="Times New Roman" w:hAnsi="Times New Roman"/>
@@ -8942,8 +8956,15 @@
     </w:p>
     <w:p>
       <w:pPr>
-        <w:pStyle w:val="BlockText"/>
+        <w:pStyle w:val="FirstParagraph"/>
       </w:pPr>
+      <w:r>
+        <w:rPr>
+          <w:b/>
+          <w:bCs/>
+        </w:rPr>
+        <w:t xml:space="preserve">💡 </w:t>
+      </w:r>
       <w:r>
         <w:rPr>
           <w:rFonts w:hint="eastAsia" w:eastAsia="SimSun" w:ascii="Times New Roman" w:hAnsi="Times New Roman"/>
@@ -13248,8 +13269,14 @@
     </w:p>
     <w:p>
       <w:pPr>
-        <w:pStyle w:val="BlockText"/>
+        <w:pStyle w:val="BodyText"/>
       </w:pPr>
+      <w:r>
+        <w:t xml:space="preserve">⚠️</w:t>
+      </w:r>
+      <w:r>
+        <w:t xml:space="preserve"> </w:t>
+      </w:r>
       <w:r>
         <w:rPr>
           <w:rFonts w:hint="eastAsia" w:eastAsia="SimSun" w:ascii="Times New Roman" w:hAnsi="Times New Roman"/>
@@ -15967,8 +15994,15 @@
     </w:tbl>
     <w:p>
       <w:pPr>
-        <w:pStyle w:val="BlockText"/>
+        <w:pStyle w:val="BodyText"/>
       </w:pPr>
+      <w:r>
+        <w:rPr>
+          <w:b/>
+          <w:bCs/>
+        </w:rPr>
+        <w:t xml:space="preserve">💡 </w:t>
+      </w:r>
       <w:r>
         <w:rPr>
           <w:rFonts w:hint="eastAsia" w:eastAsia="SimSun" w:ascii="Times New Roman" w:hAnsi="Times New Roman"/>
@@ -16479,8 +16513,14 @@
     </w:p>
     <w:p>
       <w:pPr>
-        <w:pStyle w:val="BlockText"/>
+        <w:pStyle w:val="BodyText"/>
       </w:pPr>
+      <w:r>
+        <w:t xml:space="preserve">⚠️</w:t>
+      </w:r>
+      <w:r>
+        <w:t xml:space="preserve"> </w:t>
+      </w:r>
       <w:r>
         <w:rPr>
           <w:rFonts w:hint="eastAsia" w:eastAsia="SimSun" w:ascii="Times New Roman" w:hAnsi="Times New Roman"/>
@@ -16512,7 +16552,7 @@
     </w:p>
     <w:p>
       <w:pPr>
-        <w:pStyle w:val="FirstParagraph"/>
+        <w:pStyle w:val="BodyText"/>
         <w:jc w:val="center"/>
       </w:pPr>
       <w:r>
